--- a/docs/HEXCORE2.0_当前海克斯详细介绍.docx
+++ b/docs/HEXCORE2.0_当前海克斯详细介绍.docx
@@ -82,6 +82,7 @@
       <w:tr>
         <w:trPr>
           <w:tblHeader w:val="true"/>
+          <w:cantSplit/>
         </w:trPr>
         <w:tc>
           <w:tcPr>
@@ -139,6 +140,9 @@
         </w:tc>
       </w:tr>
       <w:tr>
+        <w:trPr>
+          <w:cantSplit/>
+        </w:trPr>
         <w:tc>
           <w:tcPr>
             <w:tcW w:type="dxa" w:w="1900"/>
@@ -175,20 +179,16 @@
             <w:vAlign w:val="center"/>
           </w:tcPr>
           <w:p>
-            <w:pPr>
-              <w:spacing w:after="0" w:line="276" w:lineRule="auto"/>
-            </w:pPr>
-            <w:r>
-              <w:rPr>
-                <w:rFonts w:ascii="Calibri" w:hAnsi="Calibri" w:eastAsia="Calibri"/>
-                <w:sz w:val="20"/>
-              </w:rPr>
-              <w:t>2026-05-23</w:t>
+            <w:r>
+              <w:t>2026-05-25</w:t>
             </w:r>
           </w:p>
         </w:tc>
       </w:tr>
       <w:tr>
+        <w:trPr>
+          <w:cantSplit/>
+        </w:trPr>
         <w:tc>
           <w:tcPr>
             <w:tcW w:type="dxa" w:w="1900"/>
@@ -239,6 +239,9 @@
         </w:tc>
       </w:tr>
       <w:tr>
+        <w:trPr>
+          <w:cantSplit/>
+        </w:trPr>
         <w:tc>
           <w:tcPr>
             <w:tcW w:type="dxa" w:w="1900"/>
@@ -289,6 +292,9 @@
         </w:tc>
       </w:tr>
       <w:tr>
+        <w:trPr>
+          <w:cantSplit/>
+        </w:trPr>
         <w:tc>
           <w:tcPr>
             <w:tcW w:type="dxa" w:w="1900"/>
@@ -325,15 +331,8 @@
             <w:vAlign w:val="center"/>
           </w:tcPr>
           <w:p>
-            <w:pPr>
-              <w:spacing w:after="0" w:line="276" w:lineRule="auto"/>
-            </w:pPr>
-            <w:r>
-              <w:rPr>
-                <w:rFonts w:ascii="Calibri" w:hAnsi="Calibri" w:eastAsia="Calibri"/>
-                <w:sz w:val="20"/>
-              </w:rPr>
-              <w:t>27 个海克斯定义；26 个进入当前可执行/响应池；1 个配置存在但被金币模式入口禁用</w:t>
+            <w:r>
+              <w:t>27 个海克斯定义；26 个进入阵营锁定金币模式执行/响应白名单；1 个配置存在但不在该模式执行白名单</w:t>
             </w:r>
           </w:p>
         </w:tc>
@@ -390,34 +389,16 @@
             <w:shd w:fill="FFF4D7"/>
           </w:tcPr>
           <w:p>
-            <w:pPr>
-              <w:spacing w:after="80"/>
-            </w:pPr>
-            <w:r>
-              <w:rPr>
-                <w:rFonts w:ascii="Calibri" w:hAnsi="Calibri" w:eastAsia="Calibri"/>
-                <w:b/>
-                <w:color w:val="203748"/>
-                <w:sz w:val="21"/>
-              </w:rPr>
+            <w:r>
               <w:t>核心结论</w:t>
-            </w:r>
-          </w:p>
-          <w:p>
-            <w:pPr>
-              <w:spacing w:after="0" w:line="288" w:lineRule="auto"/>
-            </w:pPr>
-            <w:r>
-              <w:rPr>
-                <w:rFonts w:ascii="Calibri" w:hAnsi="Calibri" w:eastAsia="Calibri"/>
-                <w:sz w:val="20"/>
-              </w:rPr>
-              <w:t>当前海克斯介绍以源码实际运行口径为准：sample-data.js 提供展示定义，hexcore-engine.js 决定金币模式可执行白名单和手动/被动状态，shop/economy/assignment 引擎负责最终商店、金币与入队结算。</w:t>
+              <w:br/>
+              <w:t>当前海克斯介绍以源码实际运行口径为准：sample-data.js 提供展示定义，hexcore-engine.js 决定阵营锁定金币模式执行白名单、轮初/响应窗口和冲突边界，shop/economy/assignment 引擎负责最终商店、金币与入队结算。</w:t>
             </w:r>
           </w:p>
         </w:tc>
         <w:trPr>
           <w:tblHeader/>
+          <w:cantSplit/>
         </w:trPr>
       </w:tr>
     </w:tbl>
@@ -565,6 +546,7 @@
       <w:tr>
         <w:trPr>
           <w:tblHeader w:val="true"/>
+          <w:cantSplit/>
         </w:trPr>
         <w:tc>
           <w:tcPr>
@@ -649,6 +631,9 @@
         </w:tc>
       </w:tr>
       <w:tr>
+        <w:trPr>
+          <w:cantSplit/>
+        </w:trPr>
         <w:tc>
           <w:tcPr>
             <w:tcW w:type="dxa" w:w="1900"/>
@@ -723,6 +708,9 @@
         </w:tc>
       </w:tr>
       <w:tr>
+        <w:trPr>
+          <w:cantSplit/>
+        </w:trPr>
         <w:tc>
           <w:tcPr>
             <w:tcW w:type="dxa" w:w="1900"/>
@@ -735,15 +723,8 @@
             <w:vAlign w:val="center"/>
           </w:tcPr>
           <w:p>
-            <w:pPr>
-              <w:spacing w:after="0" w:line="276" w:lineRule="auto"/>
-            </w:pPr>
-            <w:r>
-              <w:rPr>
-                <w:rFonts w:ascii="Calibri" w:hAnsi="Calibri" w:eastAsia="Calibri"/>
-                <w:sz w:val="19"/>
-              </w:rPr>
-              <w:t>可执行/响应池</w:t>
+            <w:r>
+              <w:t>阵营锁定执行/响应白名单</w:t>
             </w:r>
           </w:p>
         </w:tc>
@@ -759,14 +740,7 @@
             <w:vAlign w:val="center"/>
           </w:tcPr>
           <w:p>
-            <w:pPr>
-              <w:spacing w:after="0" w:line="276" w:lineRule="auto"/>
-            </w:pPr>
-            <w:r>
-              <w:rPr>
-                <w:rFonts w:ascii="Calibri" w:hAnsi="Calibri" w:eastAsia="Calibri"/>
-                <w:sz w:val="19"/>
-              </w:rPr>
+            <w:r>
               <w:t>26</w:t>
             </w:r>
           </w:p>
@@ -783,20 +757,16 @@
             <w:vAlign w:val="center"/>
           </w:tcPr>
           <w:p>
-            <w:pPr>
-              <w:spacing w:after="0" w:line="276" w:lineRule="auto"/>
-            </w:pPr>
-            <w:r>
-              <w:rPr>
-                <w:rFonts w:ascii="Calibri" w:hAnsi="Calibri" w:eastAsia="Calibri"/>
-                <w:sz w:val="19"/>
-              </w:rPr>
-              <w:t>hexcore-engine.js 白名单内或响应窗口可处理</w:t>
+            <w:r>
+              <w:t>hexcore-engine.js 的 CAMP_HEXCORE_IDS；不在白名单的旧海克斯不进入金币模式执行</w:t>
             </w:r>
           </w:p>
         </w:tc>
       </w:tr>
       <w:tr>
+        <w:trPr>
+          <w:cantSplit/>
+        </w:trPr>
         <w:tc>
           <w:tcPr>
             <w:tcW w:type="dxa" w:w="1900"/>
@@ -871,6 +841,9 @@
         </w:tc>
       </w:tr>
       <w:tr>
+        <w:trPr>
+          <w:cantSplit/>
+        </w:trPr>
         <w:tc>
           <w:tcPr>
             <w:tcW w:type="dxa" w:w="1900"/>
@@ -945,6 +918,9 @@
         </w:tc>
       </w:tr>
       <w:tr>
+        <w:trPr>
+          <w:cantSplit/>
+        </w:trPr>
         <w:tc>
           <w:tcPr>
             <w:tcW w:type="dxa" w:w="1900"/>
@@ -957,6 +933,23 @@
             <w:vAlign w:val="center"/>
           </w:tcPr>
           <w:p>
+            <w:r>
+              <w:t>白名单外配置</w:t>
+            </w:r>
+          </w:p>
+        </w:tc>
+        <w:tc>
+          <w:tcPr>
+            <w:tcW w:type="dxa" w:w="1100"/>
+            <w:tcMar>
+              <w:top w:w="80" w:type="dxa"/>
+              <w:start w:w="120" w:type="dxa"/>
+              <w:bottom w:w="80" w:type="dxa"/>
+              <w:end w:w="120" w:type="dxa"/>
+            </w:tcMar>
+            <w:vAlign w:val="center"/>
+          </w:tcPr>
+          <w:p>
             <w:pPr>
               <w:spacing w:after="0" w:line="276" w:lineRule="auto"/>
             </w:pPr>
@@ -965,30 +958,6 @@
                 <w:rFonts w:ascii="Calibri" w:hAnsi="Calibri" w:eastAsia="Calibri"/>
                 <w:sz w:val="19"/>
               </w:rPr>
-              <w:t>当前禁用配置</w:t>
-            </w:r>
-          </w:p>
-        </w:tc>
-        <w:tc>
-          <w:tcPr>
-            <w:tcW w:type="dxa" w:w="1100"/>
-            <w:tcMar>
-              <w:top w:w="80" w:type="dxa"/>
-              <w:start w:w="120" w:type="dxa"/>
-              <w:bottom w:w="80" w:type="dxa"/>
-              <w:end w:w="120" w:type="dxa"/>
-            </w:tcMar>
-            <w:vAlign w:val="center"/>
-          </w:tcPr>
-          <w:p>
-            <w:pPr>
-              <w:spacing w:after="0" w:line="276" w:lineRule="auto"/>
-            </w:pPr>
-            <w:r>
-              <w:rPr>
-                <w:rFonts w:ascii="Calibri" w:hAnsi="Calibri" w:eastAsia="Calibri"/>
-                <w:sz w:val="19"/>
-              </w:rPr>
               <w:t>1</w:t>
             </w:r>
           </w:p>
@@ -1005,15 +974,8 @@
             <w:vAlign w:val="center"/>
           </w:tcPr>
           <w:p>
-            <w:pPr>
-              <w:spacing w:after="0" w:line="276" w:lineRule="auto"/>
-            </w:pPr>
-            <w:r>
-              <w:rPr>
-                <w:rFonts w:ascii="Calibri" w:hAnsi="Calibri" w:eastAsia="Calibri"/>
-                <w:sz w:val="19"/>
-              </w:rPr>
-              <w:t>舞会女王：数据与商店逻辑存在，但不在金币模式白名单</w:t>
+            <w:r>
+              <w:t>舞会女王：数据与商店逻辑存在，但不在阵营锁定金币模式执行白名单</w:t>
             </w:r>
           </w:p>
         </w:tc>
@@ -1099,6 +1061,7 @@
       <w:tr>
         <w:trPr>
           <w:tblHeader w:val="true"/>
+          <w:cantSplit/>
         </w:trPr>
         <w:tc>
           <w:tcPr>
@@ -1264,6 +1227,9 @@
         </w:tc>
       </w:tr>
       <w:tr>
+        <w:trPr>
+          <w:cantSplit/>
+        </w:trPr>
         <w:tc>
           <w:tcPr>
             <w:tcW w:type="dxa" w:w="1900"/>
@@ -1410,6 +1376,9 @@
         </w:tc>
       </w:tr>
       <w:tr>
+        <w:trPr>
+          <w:cantSplit/>
+        </w:trPr>
         <w:tc>
           <w:tcPr>
             <w:tcW w:type="dxa" w:w="1900"/>
@@ -1556,6 +1525,9 @@
         </w:tc>
       </w:tr>
       <w:tr>
+        <w:trPr>
+          <w:cantSplit/>
+        </w:trPr>
         <w:tc>
           <w:tcPr>
             <w:tcW w:type="dxa" w:w="1900"/>
@@ -1702,6 +1674,9 @@
         </w:tc>
       </w:tr>
       <w:tr>
+        <w:trPr>
+          <w:cantSplit/>
+        </w:trPr>
         <w:tc>
           <w:tcPr>
             <w:tcW w:type="dxa" w:w="1900"/>
@@ -1848,6 +1823,9 @@
         </w:tc>
       </w:tr>
       <w:tr>
+        <w:trPr>
+          <w:cantSplit/>
+        </w:trPr>
         <w:tc>
           <w:tcPr>
             <w:tcW w:type="dxa" w:w="1900"/>
@@ -1994,6 +1972,9 @@
         </w:tc>
       </w:tr>
       <w:tr>
+        <w:trPr>
+          <w:cantSplit/>
+        </w:trPr>
         <w:tc>
           <w:tcPr>
             <w:tcW w:type="dxa" w:w="1900"/>
@@ -2140,6 +2121,9 @@
         </w:tc>
       </w:tr>
       <w:tr>
+        <w:trPr>
+          <w:cantSplit/>
+        </w:trPr>
         <w:tc>
           <w:tcPr>
             <w:tcW w:type="dxa" w:w="1900"/>
@@ -2286,6 +2270,9 @@
         </w:tc>
       </w:tr>
       <w:tr>
+        <w:trPr>
+          <w:cantSplit/>
+        </w:trPr>
         <w:tc>
           <w:tcPr>
             <w:tcW w:type="dxa" w:w="1900"/>
@@ -2432,6 +2419,9 @@
         </w:tc>
       </w:tr>
       <w:tr>
+        <w:trPr>
+          <w:cantSplit/>
+        </w:trPr>
         <w:tc>
           <w:tcPr>
             <w:tcW w:type="dxa" w:w="1900"/>
@@ -2578,6 +2568,9 @@
         </w:tc>
       </w:tr>
       <w:tr>
+        <w:trPr>
+          <w:cantSplit/>
+        </w:trPr>
         <w:tc>
           <w:tcPr>
             <w:tcW w:type="dxa" w:w="1900"/>
@@ -2724,6 +2717,9 @@
         </w:tc>
       </w:tr>
       <w:tr>
+        <w:trPr>
+          <w:cantSplit/>
+        </w:trPr>
         <w:tc>
           <w:tcPr>
             <w:tcW w:type="dxa" w:w="1900"/>
@@ -2870,6 +2866,9 @@
         </w:tc>
       </w:tr>
       <w:tr>
+        <w:trPr>
+          <w:cantSplit/>
+        </w:trPr>
         <w:tc>
           <w:tcPr>
             <w:tcW w:type="dxa" w:w="1900"/>
@@ -3016,6 +3015,9 @@
         </w:tc>
       </w:tr>
       <w:tr>
+        <w:trPr>
+          <w:cantSplit/>
+        </w:trPr>
         <w:tc>
           <w:tcPr>
             <w:tcW w:type="dxa" w:w="1900"/>
@@ -3162,6 +3164,9 @@
         </w:tc>
       </w:tr>
       <w:tr>
+        <w:trPr>
+          <w:cantSplit/>
+        </w:trPr>
         <w:tc>
           <w:tcPr>
             <w:tcW w:type="dxa" w:w="1900"/>
@@ -3308,6 +3313,9 @@
         </w:tc>
       </w:tr>
       <w:tr>
+        <w:trPr>
+          <w:cantSplit/>
+        </w:trPr>
         <w:tc>
           <w:tcPr>
             <w:tcW w:type="dxa" w:w="1900"/>
@@ -3454,6 +3462,9 @@
         </w:tc>
       </w:tr>
       <w:tr>
+        <w:trPr>
+          <w:cantSplit/>
+        </w:trPr>
         <w:tc>
           <w:tcPr>
             <w:tcW w:type="dxa" w:w="1900"/>
@@ -3600,6 +3611,9 @@
         </w:tc>
       </w:tr>
       <w:tr>
+        <w:trPr>
+          <w:cantSplit/>
+        </w:trPr>
         <w:tc>
           <w:tcPr>
             <w:tcW w:type="dxa" w:w="1900"/>
@@ -3746,6 +3760,9 @@
         </w:tc>
       </w:tr>
       <w:tr>
+        <w:trPr>
+          <w:cantSplit/>
+        </w:trPr>
         <w:tc>
           <w:tcPr>
             <w:tcW w:type="dxa" w:w="1900"/>
@@ -3892,6 +3909,9 @@
         </w:tc>
       </w:tr>
       <w:tr>
+        <w:trPr>
+          <w:cantSplit/>
+        </w:trPr>
         <w:tc>
           <w:tcPr>
             <w:tcW w:type="dxa" w:w="1900"/>
@@ -4038,6 +4058,9 @@
         </w:tc>
       </w:tr>
       <w:tr>
+        <w:trPr>
+          <w:cantSplit/>
+        </w:trPr>
         <w:tc>
           <w:tcPr>
             <w:tcW w:type="dxa" w:w="1900"/>
@@ -4184,6 +4207,9 @@
         </w:tc>
       </w:tr>
       <w:tr>
+        <w:trPr>
+          <w:cantSplit/>
+        </w:trPr>
         <w:tc>
           <w:tcPr>
             <w:tcW w:type="dxa" w:w="1900"/>
@@ -4330,6 +4356,9 @@
         </w:tc>
       </w:tr>
       <w:tr>
+        <w:trPr>
+          <w:cantSplit/>
+        </w:trPr>
         <w:tc>
           <w:tcPr>
             <w:tcW w:type="dxa" w:w="1900"/>
@@ -4476,6 +4505,9 @@
         </w:tc>
       </w:tr>
       <w:tr>
+        <w:trPr>
+          <w:cantSplit/>
+        </w:trPr>
         <w:tc>
           <w:tcPr>
             <w:tcW w:type="dxa" w:w="1900"/>
@@ -4622,6 +4654,9 @@
         </w:tc>
       </w:tr>
       <w:tr>
+        <w:trPr>
+          <w:cantSplit/>
+        </w:trPr>
         <w:tc>
           <w:tcPr>
             <w:tcW w:type="dxa" w:w="1900"/>
@@ -4768,6 +4803,9 @@
         </w:tc>
       </w:tr>
       <w:tr>
+        <w:trPr>
+          <w:cantSplit/>
+        </w:trPr>
         <w:tc>
           <w:tcPr>
             <w:tcW w:type="dxa" w:w="1900"/>
@@ -4914,6 +4952,9 @@
         </w:tc>
       </w:tr>
       <w:tr>
+        <w:trPr>
+          <w:cantSplit/>
+        </w:trPr>
         <w:tc>
           <w:tcPr>
             <w:tcW w:type="dxa" w:w="1900"/>
@@ -5060,6 +5101,9 @@
         </w:tc>
       </w:tr>
       <w:tr>
+        <w:trPr>
+          <w:cantSplit/>
+        </w:trPr>
         <w:tc>
           <w:tcPr>
             <w:tcW w:type="dxa" w:w="1900"/>
@@ -5505,6 +5549,7 @@
         </w:tc>
         <w:trPr>
           <w:tblHeader/>
+          <w:cantSplit/>
         </w:trPr>
       </w:tr>
     </w:tbl>
@@ -5529,6 +5574,7 @@
       <w:tr>
         <w:trPr>
           <w:tblHeader w:val="true"/>
+          <w:cantSplit/>
         </w:trPr>
         <w:tc>
           <w:tcPr>
@@ -5586,6 +5632,9 @@
         </w:tc>
       </w:tr>
       <w:tr>
+        <w:trPr>
+          <w:cantSplit/>
+        </w:trPr>
         <w:tc>
           <w:tcPr>
             <w:tcW w:type="dxa" w:w="1900"/>
@@ -5636,6 +5685,9 @@
         </w:tc>
       </w:tr>
       <w:tr>
+        <w:trPr>
+          <w:cantSplit/>
+        </w:trPr>
         <w:tc>
           <w:tcPr>
             <w:tcW w:type="dxa" w:w="1900"/>
@@ -5686,6 +5738,9 @@
         </w:tc>
       </w:tr>
       <w:tr>
+        <w:trPr>
+          <w:cantSplit/>
+        </w:trPr>
         <w:tc>
           <w:tcPr>
             <w:tcW w:type="dxa" w:w="1900"/>
@@ -5722,15 +5777,8 @@
             <w:vAlign w:val="center"/>
           </w:tcPr>
           <w:p>
-            <w:pPr>
-              <w:spacing w:after="0" w:line="276" w:lineRule="auto"/>
-            </w:pPr>
-            <w:r>
-              <w:rPr>
-                <w:rFonts w:ascii="Calibri" w:hAnsi="Calibri" w:eastAsia="Calibri"/>
-                <w:sz w:val="19"/>
-              </w:rPr>
-              <w:t>舞会女王</w:t>
+            <w:r>
+              <w:t>舞会女王（配置存在，但不在阵营锁定金币模式执行白名单）</w:t>
             </w:r>
           </w:p>
         </w:tc>
@@ -5787,6 +5835,7 @@
       <w:tr>
         <w:trPr>
           <w:tblHeader w:val="true"/>
+          <w:cantSplit/>
         </w:trPr>
         <w:tc>
           <w:tcPr>
@@ -5844,6 +5893,9 @@
         </w:tc>
       </w:tr>
       <w:tr>
+        <w:trPr>
+          <w:cantSplit/>
+        </w:trPr>
         <w:tc>
           <w:tcPr>
             <w:tcW w:type="dxa" w:w="1900"/>
@@ -5894,6 +5946,9 @@
         </w:tc>
       </w:tr>
       <w:tr>
+        <w:trPr>
+          <w:cantSplit/>
+        </w:trPr>
         <w:tc>
           <w:tcPr>
             <w:tcW w:type="dxa" w:w="1900"/>
@@ -5944,6 +5999,9 @@
         </w:tc>
       </w:tr>
       <w:tr>
+        <w:trPr>
+          <w:cantSplit/>
+        </w:trPr>
         <w:tc>
           <w:tcPr>
             <w:tcW w:type="dxa" w:w="1900"/>
@@ -5994,6 +6052,9 @@
         </w:tc>
       </w:tr>
       <w:tr>
+        <w:trPr>
+          <w:cantSplit/>
+        </w:trPr>
         <w:tc>
           <w:tcPr>
             <w:tcW w:type="dxa" w:w="1900"/>
@@ -6044,6 +6105,9 @@
         </w:tc>
       </w:tr>
       <w:tr>
+        <w:trPr>
+          <w:cantSplit/>
+        </w:trPr>
         <w:tc>
           <w:tcPr>
             <w:tcW w:type="dxa" w:w="1900"/>
@@ -6094,6 +6158,9 @@
         </w:tc>
       </w:tr>
       <w:tr>
+        <w:trPr>
+          <w:cantSplit/>
+        </w:trPr>
         <w:tc>
           <w:tcPr>
             <w:tcW w:type="dxa" w:w="1900"/>
@@ -6144,6 +6211,9 @@
         </w:tc>
       </w:tr>
       <w:tr>
+        <w:trPr>
+          <w:cantSplit/>
+        </w:trPr>
         <w:tc>
           <w:tcPr>
             <w:tcW w:type="dxa" w:w="1900"/>
@@ -6194,6 +6264,9 @@
         </w:tc>
       </w:tr>
       <w:tr>
+        <w:trPr>
+          <w:cantSplit/>
+        </w:trPr>
         <w:tc>
           <w:tcPr>
             <w:tcW w:type="dxa" w:w="1900"/>
@@ -6280,6 +6353,7 @@
       <w:tr>
         <w:trPr>
           <w:tblHeader w:val="true"/>
+          <w:cantSplit/>
         </w:trPr>
         <w:tc>
           <w:tcPr>
@@ -6337,6 +6411,9 @@
         </w:tc>
       </w:tr>
       <w:tr>
+        <w:trPr>
+          <w:cantSplit/>
+        </w:trPr>
         <w:tc>
           <w:tcPr>
             <w:tcW w:type="dxa" w:w="1900"/>
@@ -6387,6 +6464,9 @@
         </w:tc>
       </w:tr>
       <w:tr>
+        <w:trPr>
+          <w:cantSplit/>
+        </w:trPr>
         <w:tc>
           <w:tcPr>
             <w:tcW w:type="dxa" w:w="1900"/>
@@ -6437,6 +6517,9 @@
         </w:tc>
       </w:tr>
       <w:tr>
+        <w:trPr>
+          <w:cantSplit/>
+        </w:trPr>
         <w:tc>
           <w:tcPr>
             <w:tcW w:type="dxa" w:w="1900"/>
@@ -6487,6 +6570,9 @@
         </w:tc>
       </w:tr>
       <w:tr>
+        <w:trPr>
+          <w:cantSplit/>
+        </w:trPr>
         <w:tc>
           <w:tcPr>
             <w:tcW w:type="dxa" w:w="1900"/>
@@ -6537,6 +6623,9 @@
         </w:tc>
       </w:tr>
       <w:tr>
+        <w:trPr>
+          <w:cantSplit/>
+        </w:trPr>
         <w:tc>
           <w:tcPr>
             <w:tcW w:type="dxa" w:w="1900"/>
@@ -6587,6 +6676,9 @@
         </w:tc>
       </w:tr>
       <w:tr>
+        <w:trPr>
+          <w:cantSplit/>
+        </w:trPr>
         <w:tc>
           <w:tcPr>
             <w:tcW w:type="dxa" w:w="1900"/>
@@ -6637,6 +6729,9 @@
         </w:tc>
       </w:tr>
       <w:tr>
+        <w:trPr>
+          <w:cantSplit/>
+        </w:trPr>
         <w:tc>
           <w:tcPr>
             <w:tcW w:type="dxa" w:w="1900"/>
@@ -6687,6 +6782,9 @@
         </w:tc>
       </w:tr>
       <w:tr>
+        <w:trPr>
+          <w:cantSplit/>
+        </w:trPr>
         <w:tc>
           <w:tcPr>
             <w:tcW w:type="dxa" w:w="1900"/>
@@ -6773,6 +6871,7 @@
       <w:tr>
         <w:trPr>
           <w:tblHeader w:val="true"/>
+          <w:cantSplit/>
         </w:trPr>
         <w:tc>
           <w:tcPr>
@@ -6830,6 +6929,9 @@
         </w:tc>
       </w:tr>
       <w:tr>
+        <w:trPr>
+          <w:cantSplit/>
+        </w:trPr>
         <w:tc>
           <w:tcPr>
             <w:tcW w:type="dxa" w:w="1900"/>
@@ -6880,6 +6982,9 @@
         </w:tc>
       </w:tr>
       <w:tr>
+        <w:trPr>
+          <w:cantSplit/>
+        </w:trPr>
         <w:tc>
           <w:tcPr>
             <w:tcW w:type="dxa" w:w="1900"/>
@@ -6930,6 +7035,9 @@
         </w:tc>
       </w:tr>
       <w:tr>
+        <w:trPr>
+          <w:cantSplit/>
+        </w:trPr>
         <w:tc>
           <w:tcPr>
             <w:tcW w:type="dxa" w:w="1900"/>
@@ -6980,6 +7088,9 @@
         </w:tc>
       </w:tr>
       <w:tr>
+        <w:trPr>
+          <w:cantSplit/>
+        </w:trPr>
         <w:tc>
           <w:tcPr>
             <w:tcW w:type="dxa" w:w="1900"/>
@@ -7030,6 +7141,9 @@
         </w:tc>
       </w:tr>
       <w:tr>
+        <w:trPr>
+          <w:cantSplit/>
+        </w:trPr>
         <w:tc>
           <w:tcPr>
             <w:tcW w:type="dxa" w:w="1900"/>
@@ -7080,6 +7194,9 @@
         </w:tc>
       </w:tr>
       <w:tr>
+        <w:trPr>
+          <w:cantSplit/>
+        </w:trPr>
         <w:tc>
           <w:tcPr>
             <w:tcW w:type="dxa" w:w="1900"/>
@@ -7130,6 +7247,9 @@
         </w:tc>
       </w:tr>
       <w:tr>
+        <w:trPr>
+          <w:cantSplit/>
+        </w:trPr>
         <w:tc>
           <w:tcPr>
             <w:tcW w:type="dxa" w:w="1900"/>
@@ -7180,6 +7300,9 @@
         </w:tc>
       </w:tr>
       <w:tr>
+        <w:trPr>
+          <w:cantSplit/>
+        </w:trPr>
         <w:tc>
           <w:tcPr>
             <w:tcW w:type="dxa" w:w="1900"/>
@@ -7266,6 +7389,7 @@
       <w:tr>
         <w:trPr>
           <w:tblHeader w:val="true"/>
+          <w:cantSplit/>
         </w:trPr>
         <w:tc>
           <w:tcPr>
@@ -7323,6 +7447,9 @@
         </w:tc>
       </w:tr>
       <w:tr>
+        <w:trPr>
+          <w:cantSplit/>
+        </w:trPr>
         <w:tc>
           <w:tcPr>
             <w:tcW w:type="dxa" w:w="1900"/>
@@ -7373,6 +7500,9 @@
         </w:tc>
       </w:tr>
       <w:tr>
+        <w:trPr>
+          <w:cantSplit/>
+        </w:trPr>
         <w:tc>
           <w:tcPr>
             <w:tcW w:type="dxa" w:w="1900"/>
@@ -7423,6 +7553,9 @@
         </w:tc>
       </w:tr>
       <w:tr>
+        <w:trPr>
+          <w:cantSplit/>
+        </w:trPr>
         <w:tc>
           <w:tcPr>
             <w:tcW w:type="dxa" w:w="1900"/>
@@ -7473,6 +7606,9 @@
         </w:tc>
       </w:tr>
       <w:tr>
+        <w:trPr>
+          <w:cantSplit/>
+        </w:trPr>
         <w:tc>
           <w:tcPr>
             <w:tcW w:type="dxa" w:w="1900"/>
@@ -7523,6 +7659,9 @@
         </w:tc>
       </w:tr>
       <w:tr>
+        <w:trPr>
+          <w:cantSplit/>
+        </w:trPr>
         <w:tc>
           <w:tcPr>
             <w:tcW w:type="dxa" w:w="1900"/>
@@ -7573,6 +7712,9 @@
         </w:tc>
       </w:tr>
       <w:tr>
+        <w:trPr>
+          <w:cantSplit/>
+        </w:trPr>
         <w:tc>
           <w:tcPr>
             <w:tcW w:type="dxa" w:w="1900"/>
@@ -7623,6 +7765,9 @@
         </w:tc>
       </w:tr>
       <w:tr>
+        <w:trPr>
+          <w:cantSplit/>
+        </w:trPr>
         <w:tc>
           <w:tcPr>
             <w:tcW w:type="dxa" w:w="1900"/>
@@ -7673,6 +7818,9 @@
         </w:tc>
       </w:tr>
       <w:tr>
+        <w:trPr>
+          <w:cantSplit/>
+        </w:trPr>
         <w:tc>
           <w:tcPr>
             <w:tcW w:type="dxa" w:w="1900"/>
@@ -7709,15 +7857,8 @@
             <w:vAlign w:val="center"/>
           </w:tcPr>
           <w:p>
-            <w:pPr>
-              <w:spacing w:after="0" w:line="276" w:lineRule="auto"/>
-            </w:pPr>
-            <w:r>
-              <w:rPr>
-                <w:rFonts w:ascii="Calibri" w:hAnsi="Calibri" w:eastAsia="Calibri"/>
-                <w:sz w:val="18"/>
-              </w:rPr>
-              <w:t>不消耗金币；替换后仍只能正常购买 1 人。</w:t>
+            <w:r>
+              <w:t>不消耗金币；替换后仍只能正常购买 1 人。若当前商店受雪定饿的喵影响，调货后会重新映射显示身份，保证显示身份只来自当前商店卡。</w:t>
             </w:r>
           </w:p>
         </w:tc>
@@ -7759,6 +7900,7 @@
       <w:tr>
         <w:trPr>
           <w:tblHeader w:val="true"/>
+          <w:cantSplit/>
         </w:trPr>
         <w:tc>
           <w:tcPr>
@@ -7816,6 +7958,9 @@
         </w:tc>
       </w:tr>
       <w:tr>
+        <w:trPr>
+          <w:cantSplit/>
+        </w:trPr>
         <w:tc>
           <w:tcPr>
             <w:tcW w:type="dxa" w:w="1900"/>
@@ -7866,6 +8011,9 @@
         </w:tc>
       </w:tr>
       <w:tr>
+        <w:trPr>
+          <w:cantSplit/>
+        </w:trPr>
         <w:tc>
           <w:tcPr>
             <w:tcW w:type="dxa" w:w="1900"/>
@@ -7916,6 +8064,9 @@
         </w:tc>
       </w:tr>
       <w:tr>
+        <w:trPr>
+          <w:cantSplit/>
+        </w:trPr>
         <w:tc>
           <w:tcPr>
             <w:tcW w:type="dxa" w:w="1900"/>
@@ -7966,6 +8117,9 @@
         </w:tc>
       </w:tr>
       <w:tr>
+        <w:trPr>
+          <w:cantSplit/>
+        </w:trPr>
         <w:tc>
           <w:tcPr>
             <w:tcW w:type="dxa" w:w="1900"/>
@@ -8016,6 +8170,9 @@
         </w:tc>
       </w:tr>
       <w:tr>
+        <w:trPr>
+          <w:cantSplit/>
+        </w:trPr>
         <w:tc>
           <w:tcPr>
             <w:tcW w:type="dxa" w:w="1900"/>
@@ -8066,6 +8223,9 @@
         </w:tc>
       </w:tr>
       <w:tr>
+        <w:trPr>
+          <w:cantSplit/>
+        </w:trPr>
         <w:tc>
           <w:tcPr>
             <w:tcW w:type="dxa" w:w="1900"/>
@@ -8116,6 +8276,9 @@
         </w:tc>
       </w:tr>
       <w:tr>
+        <w:trPr>
+          <w:cantSplit/>
+        </w:trPr>
         <w:tc>
           <w:tcPr>
             <w:tcW w:type="dxa" w:w="1900"/>
@@ -8166,6 +8329,9 @@
         </w:tc>
       </w:tr>
       <w:tr>
+        <w:trPr>
+          <w:cantSplit/>
+        </w:trPr>
         <w:tc>
           <w:tcPr>
             <w:tcW w:type="dxa" w:w="1900"/>
@@ -8252,6 +8418,7 @@
       <w:tr>
         <w:trPr>
           <w:tblHeader w:val="true"/>
+          <w:cantSplit/>
         </w:trPr>
         <w:tc>
           <w:tcPr>
@@ -8309,6 +8476,9 @@
         </w:tc>
       </w:tr>
       <w:tr>
+        <w:trPr>
+          <w:cantSplit/>
+        </w:trPr>
         <w:tc>
           <w:tcPr>
             <w:tcW w:type="dxa" w:w="1900"/>
@@ -8359,6 +8529,9 @@
         </w:tc>
       </w:tr>
       <w:tr>
+        <w:trPr>
+          <w:cantSplit/>
+        </w:trPr>
         <w:tc>
           <w:tcPr>
             <w:tcW w:type="dxa" w:w="1900"/>
@@ -8409,6 +8582,9 @@
         </w:tc>
       </w:tr>
       <w:tr>
+        <w:trPr>
+          <w:cantSplit/>
+        </w:trPr>
         <w:tc>
           <w:tcPr>
             <w:tcW w:type="dxa" w:w="1900"/>
@@ -8459,6 +8635,9 @@
         </w:tc>
       </w:tr>
       <w:tr>
+        <w:trPr>
+          <w:cantSplit/>
+        </w:trPr>
         <w:tc>
           <w:tcPr>
             <w:tcW w:type="dxa" w:w="1900"/>
@@ -8509,6 +8688,9 @@
         </w:tc>
       </w:tr>
       <w:tr>
+        <w:trPr>
+          <w:cantSplit/>
+        </w:trPr>
         <w:tc>
           <w:tcPr>
             <w:tcW w:type="dxa" w:w="1900"/>
@@ -8559,6 +8741,9 @@
         </w:tc>
       </w:tr>
       <w:tr>
+        <w:trPr>
+          <w:cantSplit/>
+        </w:trPr>
         <w:tc>
           <w:tcPr>
             <w:tcW w:type="dxa" w:w="1900"/>
@@ -8609,6 +8794,9 @@
         </w:tc>
       </w:tr>
       <w:tr>
+        <w:trPr>
+          <w:cantSplit/>
+        </w:trPr>
         <w:tc>
           <w:tcPr>
             <w:tcW w:type="dxa" w:w="1900"/>
@@ -8659,6 +8847,9 @@
         </w:tc>
       </w:tr>
       <w:tr>
+        <w:trPr>
+          <w:cantSplit/>
+        </w:trPr>
         <w:tc>
           <w:tcPr>
             <w:tcW w:type="dxa" w:w="1900"/>
@@ -8745,6 +8936,7 @@
       <w:tr>
         <w:trPr>
           <w:tblHeader w:val="true"/>
+          <w:cantSplit/>
         </w:trPr>
         <w:tc>
           <w:tcPr>
@@ -8802,6 +8994,9 @@
         </w:tc>
       </w:tr>
       <w:tr>
+        <w:trPr>
+          <w:cantSplit/>
+        </w:trPr>
         <w:tc>
           <w:tcPr>
             <w:tcW w:type="dxa" w:w="1900"/>
@@ -8852,6 +9047,9 @@
         </w:tc>
       </w:tr>
       <w:tr>
+        <w:trPr>
+          <w:cantSplit/>
+        </w:trPr>
         <w:tc>
           <w:tcPr>
             <w:tcW w:type="dxa" w:w="1900"/>
@@ -8902,6 +9100,9 @@
         </w:tc>
       </w:tr>
       <w:tr>
+        <w:trPr>
+          <w:cantSplit/>
+        </w:trPr>
         <w:tc>
           <w:tcPr>
             <w:tcW w:type="dxa" w:w="1900"/>
@@ -8952,6 +9153,9 @@
         </w:tc>
       </w:tr>
       <w:tr>
+        <w:trPr>
+          <w:cantSplit/>
+        </w:trPr>
         <w:tc>
           <w:tcPr>
             <w:tcW w:type="dxa" w:w="1900"/>
@@ -9002,6 +9206,9 @@
         </w:tc>
       </w:tr>
       <w:tr>
+        <w:trPr>
+          <w:cantSplit/>
+        </w:trPr>
         <w:tc>
           <w:tcPr>
             <w:tcW w:type="dxa" w:w="1900"/>
@@ -9052,6 +9259,9 @@
         </w:tc>
       </w:tr>
       <w:tr>
+        <w:trPr>
+          <w:cantSplit/>
+        </w:trPr>
         <w:tc>
           <w:tcPr>
             <w:tcW w:type="dxa" w:w="1900"/>
@@ -9102,6 +9312,9 @@
         </w:tc>
       </w:tr>
       <w:tr>
+        <w:trPr>
+          <w:cantSplit/>
+        </w:trPr>
         <w:tc>
           <w:tcPr>
             <w:tcW w:type="dxa" w:w="1900"/>
@@ -9152,6 +9365,9 @@
         </w:tc>
       </w:tr>
       <w:tr>
+        <w:trPr>
+          <w:cantSplit/>
+        </w:trPr>
         <w:tc>
           <w:tcPr>
             <w:tcW w:type="dxa" w:w="1900"/>
@@ -9238,6 +9454,7 @@
       <w:tr>
         <w:trPr>
           <w:tblHeader w:val="true"/>
+          <w:cantSplit/>
         </w:trPr>
         <w:tc>
           <w:tcPr>
@@ -9295,6 +9512,9 @@
         </w:tc>
       </w:tr>
       <w:tr>
+        <w:trPr>
+          <w:cantSplit/>
+        </w:trPr>
         <w:tc>
           <w:tcPr>
             <w:tcW w:type="dxa" w:w="1900"/>
@@ -9345,6 +9565,9 @@
         </w:tc>
       </w:tr>
       <w:tr>
+        <w:trPr>
+          <w:cantSplit/>
+        </w:trPr>
         <w:tc>
           <w:tcPr>
             <w:tcW w:type="dxa" w:w="1900"/>
@@ -9395,6 +9618,9 @@
         </w:tc>
       </w:tr>
       <w:tr>
+        <w:trPr>
+          <w:cantSplit/>
+        </w:trPr>
         <w:tc>
           <w:tcPr>
             <w:tcW w:type="dxa" w:w="1900"/>
@@ -9445,6 +9671,9 @@
         </w:tc>
       </w:tr>
       <w:tr>
+        <w:trPr>
+          <w:cantSplit/>
+        </w:trPr>
         <w:tc>
           <w:tcPr>
             <w:tcW w:type="dxa" w:w="1900"/>
@@ -9495,6 +9724,9 @@
         </w:tc>
       </w:tr>
       <w:tr>
+        <w:trPr>
+          <w:cantSplit/>
+        </w:trPr>
         <w:tc>
           <w:tcPr>
             <w:tcW w:type="dxa" w:w="1900"/>
@@ -9545,6 +9777,9 @@
         </w:tc>
       </w:tr>
       <w:tr>
+        <w:trPr>
+          <w:cantSplit/>
+        </w:trPr>
         <w:tc>
           <w:tcPr>
             <w:tcW w:type="dxa" w:w="1900"/>
@@ -9595,6 +9830,9 @@
         </w:tc>
       </w:tr>
       <w:tr>
+        <w:trPr>
+          <w:cantSplit/>
+        </w:trPr>
         <w:tc>
           <w:tcPr>
             <w:tcW w:type="dxa" w:w="1900"/>
@@ -9645,6 +9883,9 @@
         </w:tc>
       </w:tr>
       <w:tr>
+        <w:trPr>
+          <w:cantSplit/>
+        </w:trPr>
         <w:tc>
           <w:tcPr>
             <w:tcW w:type="dxa" w:w="1900"/>
@@ -9731,6 +9972,7 @@
       <w:tr>
         <w:trPr>
           <w:tblHeader w:val="true"/>
+          <w:cantSplit/>
         </w:trPr>
         <w:tc>
           <w:tcPr>
@@ -9788,6 +10030,9 @@
         </w:tc>
       </w:tr>
       <w:tr>
+        <w:trPr>
+          <w:cantSplit/>
+        </w:trPr>
         <w:tc>
           <w:tcPr>
             <w:tcW w:type="dxa" w:w="1900"/>
@@ -9838,6 +10083,9 @@
         </w:tc>
       </w:tr>
       <w:tr>
+        <w:trPr>
+          <w:cantSplit/>
+        </w:trPr>
         <w:tc>
           <w:tcPr>
             <w:tcW w:type="dxa" w:w="1900"/>
@@ -9888,6 +10136,9 @@
         </w:tc>
       </w:tr>
       <w:tr>
+        <w:trPr>
+          <w:cantSplit/>
+        </w:trPr>
         <w:tc>
           <w:tcPr>
             <w:tcW w:type="dxa" w:w="1900"/>
@@ -9938,6 +10189,9 @@
         </w:tc>
       </w:tr>
       <w:tr>
+        <w:trPr>
+          <w:cantSplit/>
+        </w:trPr>
         <w:tc>
           <w:tcPr>
             <w:tcW w:type="dxa" w:w="1900"/>
@@ -9988,6 +10242,9 @@
         </w:tc>
       </w:tr>
       <w:tr>
+        <w:trPr>
+          <w:cantSplit/>
+        </w:trPr>
         <w:tc>
           <w:tcPr>
             <w:tcW w:type="dxa" w:w="1900"/>
@@ -10038,6 +10295,9 @@
         </w:tc>
       </w:tr>
       <w:tr>
+        <w:trPr>
+          <w:cantSplit/>
+        </w:trPr>
         <w:tc>
           <w:tcPr>
             <w:tcW w:type="dxa" w:w="1900"/>
@@ -10088,6 +10348,9 @@
         </w:tc>
       </w:tr>
       <w:tr>
+        <w:trPr>
+          <w:cantSplit/>
+        </w:trPr>
         <w:tc>
           <w:tcPr>
             <w:tcW w:type="dxa" w:w="1900"/>
@@ -10138,6 +10401,9 @@
         </w:tc>
       </w:tr>
       <w:tr>
+        <w:trPr>
+          <w:cantSplit/>
+        </w:trPr>
         <w:tc>
           <w:tcPr>
             <w:tcW w:type="dxa" w:w="1900"/>
@@ -10224,6 +10490,7 @@
       <w:tr>
         <w:trPr>
           <w:tblHeader w:val="true"/>
+          <w:cantSplit/>
         </w:trPr>
         <w:tc>
           <w:tcPr>
@@ -10281,6 +10548,9 @@
         </w:tc>
       </w:tr>
       <w:tr>
+        <w:trPr>
+          <w:cantSplit/>
+        </w:trPr>
         <w:tc>
           <w:tcPr>
             <w:tcW w:type="dxa" w:w="1900"/>
@@ -10331,6 +10601,9 @@
         </w:tc>
       </w:tr>
       <w:tr>
+        <w:trPr>
+          <w:cantSplit/>
+        </w:trPr>
         <w:tc>
           <w:tcPr>
             <w:tcW w:type="dxa" w:w="1900"/>
@@ -10381,6 +10654,9 @@
         </w:tc>
       </w:tr>
       <w:tr>
+        <w:trPr>
+          <w:cantSplit/>
+        </w:trPr>
         <w:tc>
           <w:tcPr>
             <w:tcW w:type="dxa" w:w="1900"/>
@@ -10431,6 +10707,9 @@
         </w:tc>
       </w:tr>
       <w:tr>
+        <w:trPr>
+          <w:cantSplit/>
+        </w:trPr>
         <w:tc>
           <w:tcPr>
             <w:tcW w:type="dxa" w:w="1900"/>
@@ -10481,6 +10760,9 @@
         </w:tc>
       </w:tr>
       <w:tr>
+        <w:trPr>
+          <w:cantSplit/>
+        </w:trPr>
         <w:tc>
           <w:tcPr>
             <w:tcW w:type="dxa" w:w="1900"/>
@@ -10531,6 +10813,9 @@
         </w:tc>
       </w:tr>
       <w:tr>
+        <w:trPr>
+          <w:cantSplit/>
+        </w:trPr>
         <w:tc>
           <w:tcPr>
             <w:tcW w:type="dxa" w:w="1900"/>
@@ -10567,20 +10852,16 @@
             <w:vAlign w:val="center"/>
           </w:tcPr>
           <w:p>
-            <w:pPr>
-              <w:spacing w:after="0" w:line="276" w:lineRule="auto"/>
-            </w:pPr>
-            <w:r>
-              <w:rPr>
-                <w:rFonts w:ascii="Calibri" w:hAnsi="Calibri" w:eastAsia="Calibri"/>
-                <w:sz w:val="18"/>
-              </w:rPr>
-              <w:t>触发者金币清零、跳过本轮并免疫其他目标型海克斯；本轮其他队长购买后按剩余机会判定。命中同阵营则夺取该队员；命中异阵营则退回购买、返还买方金币/刷新/购买权，并在轮末按本轮概率给触发者随机补 1 名同阵营队员。</w:t>
+            <w:r>
+              <w:t>每轮开始随机 1 名合格持有者触发：触发者金币清零、自动跳过本轮并免疫其他目标型海克斯；本轮其他队长购买后按剩余机会判定。命中同阵营则夺取该队员并返还买方金币、免费刷新和购买权；命中异阵营则退回购买、返还买方金币/刷新/购买权，并在轮末按本轮概率给触发者随机补 1 名同阵营队员。</w:t>
             </w:r>
           </w:p>
         </w:tc>
       </w:tr>
       <w:tr>
+        <w:trPr>
+          <w:cantSplit/>
+        </w:trPr>
         <w:tc>
           <w:tcPr>
             <w:tcW w:type="dxa" w:w="1900"/>
@@ -10617,20 +10898,16 @@
             <w:vAlign w:val="center"/>
           </w:tcPr>
           <w:p>
-            <w:pPr>
-              <w:spacing w:after="0" w:line="276" w:lineRule="auto"/>
-            </w:pPr>
-            <w:r>
-              <w:rPr>
-                <w:rFonts w:ascii="Calibri" w:hAnsi="Calibri" w:eastAsia="Calibri"/>
-                <w:sz w:val="18"/>
-              </w:rPr>
-              <w:t>没有合格持有者、队伍已满、同阵营奖励池为空或入队校验失败。</w:t>
+            <w:r>
+              <w:t>没有合格持有者、触发者队伍已满、同阵营奖励池为空或入队校验失败。持有海浪的队长不作为雷霆一击目标，也不会被血雾选中。</w:t>
             </w:r>
           </w:p>
         </w:tc>
       </w:tr>
       <w:tr>
+        <w:trPr>
+          <w:cantSplit/>
+        </w:trPr>
         <w:tc>
           <w:tcPr>
             <w:tcW w:type="dxa" w:w="1900"/>
@@ -10667,15 +10944,8 @@
             <w:vAlign w:val="center"/>
           </w:tcPr>
           <w:p>
-            <w:pPr>
-              <w:spacing w:after="0" w:line="276" w:lineRule="auto"/>
-            </w:pPr>
-            <w:r>
-              <w:rPr>
-                <w:rFonts w:ascii="Calibri" w:hAnsi="Calibri" w:eastAsia="Calibri"/>
-                <w:sz w:val="18"/>
-              </w:rPr>
-              <w:t>这是强流程型被动；裁判重点看日志中的海浪触发、判定失败、夺取成功、异阵营命中、轮末奖励。</w:t>
+            <w:r>
+              <w:t>这是强流程型被动；裁判重点看日志中的海浪触发、判定失败、夺取成功、异阵营命中、轮末奖励。本轮触发者会自动跳过自己的商店。</w:t>
             </w:r>
           </w:p>
         </w:tc>
@@ -10717,6 +10987,7 @@
       <w:tr>
         <w:trPr>
           <w:tblHeader w:val="true"/>
+          <w:cantSplit/>
         </w:trPr>
         <w:tc>
           <w:tcPr>
@@ -10774,6 +11045,9 @@
         </w:tc>
       </w:tr>
       <w:tr>
+        <w:trPr>
+          <w:cantSplit/>
+        </w:trPr>
         <w:tc>
           <w:tcPr>
             <w:tcW w:type="dxa" w:w="1900"/>
@@ -10824,6 +11098,9 @@
         </w:tc>
       </w:tr>
       <w:tr>
+        <w:trPr>
+          <w:cantSplit/>
+        </w:trPr>
         <w:tc>
           <w:tcPr>
             <w:tcW w:type="dxa" w:w="1900"/>
@@ -10874,6 +11151,9 @@
         </w:tc>
       </w:tr>
       <w:tr>
+        <w:trPr>
+          <w:cantSplit/>
+        </w:trPr>
         <w:tc>
           <w:tcPr>
             <w:tcW w:type="dxa" w:w="1900"/>
@@ -10910,20 +11190,16 @@
             <w:vAlign w:val="center"/>
           </w:tcPr>
           <w:p>
-            <w:pPr>
-              <w:spacing w:after="0" w:line="276" w:lineRule="auto"/>
-            </w:pPr>
-            <w:r>
-              <w:rPr>
-                <w:rFonts w:ascii="Calibri" w:hAnsi="Calibri" w:eastAsia="Calibri"/>
-                <w:sz w:val="18"/>
-              </w:rPr>
-              <w:t>全体非队长池</w:t>
+            <w:r>
+              <w:t>本阵营全场候选</w:t>
             </w:r>
           </w:p>
         </w:tc>
       </w:tr>
       <w:tr>
+        <w:trPr>
+          <w:cantSplit/>
+        </w:trPr>
         <w:tc>
           <w:tcPr>
             <w:tcW w:type="dxa" w:w="1900"/>
@@ -10974,6 +11250,9 @@
         </w:tc>
       </w:tr>
       <w:tr>
+        <w:trPr>
+          <w:cantSplit/>
+        </w:trPr>
         <w:tc>
           <w:tcPr>
             <w:tcW w:type="dxa" w:w="1900"/>
@@ -11010,20 +11289,16 @@
             <w:vAlign w:val="center"/>
           </w:tcPr>
           <w:p>
-            <w:pPr>
-              <w:spacing w:after="0" w:line="276" w:lineRule="auto"/>
-            </w:pPr>
-            <w:r>
-              <w:rPr>
-                <w:rFonts w:ascii="Calibri" w:hAnsi="Calibri" w:eastAsia="Calibri"/>
-                <w:sz w:val="18"/>
-              </w:rPr>
-              <w:t>当前队长手动发动</w:t>
+            <w:r>
+              <w:t>当前队长已有 4 名队员，且本轮未购买、未跳过时手动发动</w:t>
             </w:r>
           </w:p>
         </w:tc>
       </w:tr>
       <w:tr>
+        <w:trPr>
+          <w:cantSplit/>
+        </w:trPr>
         <w:tc>
           <w:tcPr>
             <w:tcW w:type="dxa" w:w="1900"/>
@@ -11060,20 +11335,16 @@
             <w:vAlign w:val="center"/>
           </w:tcPr>
           <w:p>
-            <w:pPr>
-              <w:spacing w:after="0" w:line="276" w:lineRule="auto"/>
-            </w:pPr>
-            <w:r>
-              <w:rPr>
-                <w:rFonts w:ascii="Calibri" w:hAnsi="Calibri" w:eastAsia="Calibri"/>
-                <w:sz w:val="18"/>
-              </w:rPr>
-              <w:t>放弃当前 4 名队员，随机从全体非队长选手中获得 4 人；被抽走队员的原队伍从你的原队员中获得 1 人作为置换补偿。</w:t>
+            <w:r>
+              <w:t>发动前弹出确认窗口；放弃当前 4 名队员，从本阵营、非禁用、非队长、非当前 4 人且不属于海浪队伍当前阵容的候选中随机获得 4 人。若抽中别队队员，该队从发动者原 4 人中随机获得 1 人补偿；未补偿原队员回到可选池。</w:t>
             </w:r>
           </w:p>
         </w:tc>
       </w:tr>
       <w:tr>
+        <w:trPr>
+          <w:cantSplit/>
+        </w:trPr>
         <w:tc>
           <w:tcPr>
             <w:tcW w:type="dxa" w:w="1900"/>
@@ -11110,20 +11381,16 @@
             <w:vAlign w:val="center"/>
           </w:tcPr>
           <w:p>
-            <w:pPr>
-              <w:spacing w:after="0" w:line="276" w:lineRule="auto"/>
-            </w:pPr>
-            <w:r>
-              <w:rPr>
-                <w:rFonts w:ascii="Calibri" w:hAnsi="Calibri" w:eastAsia="Calibri"/>
-                <w:sz w:val="18"/>
-              </w:rPr>
-              <w:t>队伍人数不足、可替换池不足、队伍/选手状态不满足。</w:t>
+            <w:r>
+              <w:t>当前队伍未满 4 人、本轮已购买或跳过、本阵营合法候选不足 4 人、候选或补偿会造成跨阵营入队、候选来自海浪队伍当前阵容。</w:t>
             </w:r>
           </w:p>
         </w:tc>
       </w:tr>
       <w:tr>
+        <w:trPr>
+          <w:cantSplit/>
+        </w:trPr>
         <w:tc>
           <w:tcPr>
             <w:tcW w:type="dxa" w:w="1900"/>
@@ -11160,15 +11427,8 @@
             <w:vAlign w:val="center"/>
           </w:tcPr>
           <w:p>
-            <w:pPr>
-              <w:spacing w:after="0" w:line="276" w:lineRule="auto"/>
-            </w:pPr>
-            <w:r>
-              <w:rPr>
-                <w:rFonts w:ascii="Calibri" w:hAnsi="Calibri" w:eastAsia="Calibri"/>
-                <w:sz w:val="18"/>
-              </w:rPr>
-              <w:t>该效果复杂且可能产生跨阵营置换风险；现场使用前建议裁判二次确认当前模板是否允许。</w:t>
+            <w:r>
+              <w:t>不产生旧版第 4 轮第一顺位效果；满员但可发动背水时仍保留在本轮顺位，确认前不得改变阵容。</w:t>
             </w:r>
           </w:p>
         </w:tc>
@@ -11210,6 +11470,7 @@
       <w:tr>
         <w:trPr>
           <w:tblHeader w:val="true"/>
+          <w:cantSplit/>
         </w:trPr>
         <w:tc>
           <w:tcPr>
@@ -11267,6 +11528,9 @@
         </w:tc>
       </w:tr>
       <w:tr>
+        <w:trPr>
+          <w:cantSplit/>
+        </w:trPr>
         <w:tc>
           <w:tcPr>
             <w:tcW w:type="dxa" w:w="1900"/>
@@ -11317,6 +11581,9 @@
         </w:tc>
       </w:tr>
       <w:tr>
+        <w:trPr>
+          <w:cantSplit/>
+        </w:trPr>
         <w:tc>
           <w:tcPr>
             <w:tcW w:type="dxa" w:w="1900"/>
@@ -11367,6 +11634,9 @@
         </w:tc>
       </w:tr>
       <w:tr>
+        <w:trPr>
+          <w:cantSplit/>
+        </w:trPr>
         <w:tc>
           <w:tcPr>
             <w:tcW w:type="dxa" w:w="1900"/>
@@ -11417,6 +11687,9 @@
         </w:tc>
       </w:tr>
       <w:tr>
+        <w:trPr>
+          <w:cantSplit/>
+        </w:trPr>
         <w:tc>
           <w:tcPr>
             <w:tcW w:type="dxa" w:w="1900"/>
@@ -11467,6 +11740,9 @@
         </w:tc>
       </w:tr>
       <w:tr>
+        <w:trPr>
+          <w:cantSplit/>
+        </w:trPr>
         <w:tc>
           <w:tcPr>
             <w:tcW w:type="dxa" w:w="1900"/>
@@ -11517,6 +11793,9 @@
         </w:tc>
       </w:tr>
       <w:tr>
+        <w:trPr>
+          <w:cantSplit/>
+        </w:trPr>
         <w:tc>
           <w:tcPr>
             <w:tcW w:type="dxa" w:w="1900"/>
@@ -11567,6 +11846,9 @@
         </w:tc>
       </w:tr>
       <w:tr>
+        <w:trPr>
+          <w:cantSplit/>
+        </w:trPr>
         <w:tc>
           <w:tcPr>
             <w:tcW w:type="dxa" w:w="1900"/>
@@ -11617,6 +11899,9 @@
         </w:tc>
       </w:tr>
       <w:tr>
+        <w:trPr>
+          <w:cantSplit/>
+        </w:trPr>
         <w:tc>
           <w:tcPr>
             <w:tcW w:type="dxa" w:w="1900"/>
@@ -11703,6 +11988,7 @@
       <w:tr>
         <w:trPr>
           <w:tblHeader w:val="true"/>
+          <w:cantSplit/>
         </w:trPr>
         <w:tc>
           <w:tcPr>
@@ -11760,6 +12046,9 @@
         </w:tc>
       </w:tr>
       <w:tr>
+        <w:trPr>
+          <w:cantSplit/>
+        </w:trPr>
         <w:tc>
           <w:tcPr>
             <w:tcW w:type="dxa" w:w="1900"/>
@@ -11810,6 +12099,9 @@
         </w:tc>
       </w:tr>
       <w:tr>
+        <w:trPr>
+          <w:cantSplit/>
+        </w:trPr>
         <w:tc>
           <w:tcPr>
             <w:tcW w:type="dxa" w:w="1900"/>
@@ -11860,6 +12152,9 @@
         </w:tc>
       </w:tr>
       <w:tr>
+        <w:trPr>
+          <w:cantSplit/>
+        </w:trPr>
         <w:tc>
           <w:tcPr>
             <w:tcW w:type="dxa" w:w="1900"/>
@@ -11910,6 +12205,9 @@
         </w:tc>
       </w:tr>
       <w:tr>
+        <w:trPr>
+          <w:cantSplit/>
+        </w:trPr>
         <w:tc>
           <w:tcPr>
             <w:tcW w:type="dxa" w:w="1900"/>
@@ -11960,6 +12258,9 @@
         </w:tc>
       </w:tr>
       <w:tr>
+        <w:trPr>
+          <w:cantSplit/>
+        </w:trPr>
         <w:tc>
           <w:tcPr>
             <w:tcW w:type="dxa" w:w="1900"/>
@@ -12010,6 +12311,9 @@
         </w:tc>
       </w:tr>
       <w:tr>
+        <w:trPr>
+          <w:cantSplit/>
+        </w:trPr>
         <w:tc>
           <w:tcPr>
             <w:tcW w:type="dxa" w:w="1900"/>
@@ -12060,6 +12364,9 @@
         </w:tc>
       </w:tr>
       <w:tr>
+        <w:trPr>
+          <w:cantSplit/>
+        </w:trPr>
         <w:tc>
           <w:tcPr>
             <w:tcW w:type="dxa" w:w="1900"/>
@@ -12110,6 +12417,9 @@
         </w:tc>
       </w:tr>
       <w:tr>
+        <w:trPr>
+          <w:cantSplit/>
+        </w:trPr>
         <w:tc>
           <w:tcPr>
             <w:tcW w:type="dxa" w:w="1900"/>
@@ -12196,6 +12506,7 @@
       <w:tr>
         <w:trPr>
           <w:tblHeader w:val="true"/>
+          <w:cantSplit/>
         </w:trPr>
         <w:tc>
           <w:tcPr>
@@ -12253,6 +12564,9 @@
         </w:tc>
       </w:tr>
       <w:tr>
+        <w:trPr>
+          <w:cantSplit/>
+        </w:trPr>
         <w:tc>
           <w:tcPr>
             <w:tcW w:type="dxa" w:w="1900"/>
@@ -12303,6 +12617,9 @@
         </w:tc>
       </w:tr>
       <w:tr>
+        <w:trPr>
+          <w:cantSplit/>
+        </w:trPr>
         <w:tc>
           <w:tcPr>
             <w:tcW w:type="dxa" w:w="1900"/>
@@ -12353,6 +12670,9 @@
         </w:tc>
       </w:tr>
       <w:tr>
+        <w:trPr>
+          <w:cantSplit/>
+        </w:trPr>
         <w:tc>
           <w:tcPr>
             <w:tcW w:type="dxa" w:w="1900"/>
@@ -12403,6 +12723,9 @@
         </w:tc>
       </w:tr>
       <w:tr>
+        <w:trPr>
+          <w:cantSplit/>
+        </w:trPr>
         <w:tc>
           <w:tcPr>
             <w:tcW w:type="dxa" w:w="1900"/>
@@ -12453,6 +12776,9 @@
         </w:tc>
       </w:tr>
       <w:tr>
+        <w:trPr>
+          <w:cantSplit/>
+        </w:trPr>
         <w:tc>
           <w:tcPr>
             <w:tcW w:type="dxa" w:w="1900"/>
@@ -12503,6 +12829,9 @@
         </w:tc>
       </w:tr>
       <w:tr>
+        <w:trPr>
+          <w:cantSplit/>
+        </w:trPr>
         <w:tc>
           <w:tcPr>
             <w:tcW w:type="dxa" w:w="1900"/>
@@ -12553,6 +12882,9 @@
         </w:tc>
       </w:tr>
       <w:tr>
+        <w:trPr>
+          <w:cantSplit/>
+        </w:trPr>
         <w:tc>
           <w:tcPr>
             <w:tcW w:type="dxa" w:w="1900"/>
@@ -12603,6 +12935,9 @@
         </w:tc>
       </w:tr>
       <w:tr>
+        <w:trPr>
+          <w:cantSplit/>
+        </w:trPr>
         <w:tc>
           <w:tcPr>
             <w:tcW w:type="dxa" w:w="1900"/>
@@ -12689,6 +13024,7 @@
       <w:tr>
         <w:trPr>
           <w:tblHeader w:val="true"/>
+          <w:cantSplit/>
         </w:trPr>
         <w:tc>
           <w:tcPr>
@@ -12746,6 +13082,9 @@
         </w:tc>
       </w:tr>
       <w:tr>
+        <w:trPr>
+          <w:cantSplit/>
+        </w:trPr>
         <w:tc>
           <w:tcPr>
             <w:tcW w:type="dxa" w:w="1900"/>
@@ -12796,6 +13135,9 @@
         </w:tc>
       </w:tr>
       <w:tr>
+        <w:trPr>
+          <w:cantSplit/>
+        </w:trPr>
         <w:tc>
           <w:tcPr>
             <w:tcW w:type="dxa" w:w="1900"/>
@@ -12846,6 +13188,9 @@
         </w:tc>
       </w:tr>
       <w:tr>
+        <w:trPr>
+          <w:cantSplit/>
+        </w:trPr>
         <w:tc>
           <w:tcPr>
             <w:tcW w:type="dxa" w:w="1900"/>
@@ -12896,6 +13241,9 @@
         </w:tc>
       </w:tr>
       <w:tr>
+        <w:trPr>
+          <w:cantSplit/>
+        </w:trPr>
         <w:tc>
           <w:tcPr>
             <w:tcW w:type="dxa" w:w="1900"/>
@@ -12946,6 +13294,9 @@
         </w:tc>
       </w:tr>
       <w:tr>
+        <w:trPr>
+          <w:cantSplit/>
+        </w:trPr>
         <w:tc>
           <w:tcPr>
             <w:tcW w:type="dxa" w:w="1900"/>
@@ -12996,6 +13347,9 @@
         </w:tc>
       </w:tr>
       <w:tr>
+        <w:trPr>
+          <w:cantSplit/>
+        </w:trPr>
         <w:tc>
           <w:tcPr>
             <w:tcW w:type="dxa" w:w="1900"/>
@@ -13046,6 +13400,9 @@
         </w:tc>
       </w:tr>
       <w:tr>
+        <w:trPr>
+          <w:cantSplit/>
+        </w:trPr>
         <w:tc>
           <w:tcPr>
             <w:tcW w:type="dxa" w:w="1900"/>
@@ -13096,6 +13453,9 @@
         </w:tc>
       </w:tr>
       <w:tr>
+        <w:trPr>
+          <w:cantSplit/>
+        </w:trPr>
         <w:tc>
           <w:tcPr>
             <w:tcW w:type="dxa" w:w="1900"/>
@@ -13182,6 +13542,7 @@
       <w:tr>
         <w:trPr>
           <w:tblHeader w:val="true"/>
+          <w:cantSplit/>
         </w:trPr>
         <w:tc>
           <w:tcPr>
@@ -13239,6 +13600,9 @@
         </w:tc>
       </w:tr>
       <w:tr>
+        <w:trPr>
+          <w:cantSplit/>
+        </w:trPr>
         <w:tc>
           <w:tcPr>
             <w:tcW w:type="dxa" w:w="1900"/>
@@ -13289,6 +13653,9 @@
         </w:tc>
       </w:tr>
       <w:tr>
+        <w:trPr>
+          <w:cantSplit/>
+        </w:trPr>
         <w:tc>
           <w:tcPr>
             <w:tcW w:type="dxa" w:w="1900"/>
@@ -13339,6 +13706,9 @@
         </w:tc>
       </w:tr>
       <w:tr>
+        <w:trPr>
+          <w:cantSplit/>
+        </w:trPr>
         <w:tc>
           <w:tcPr>
             <w:tcW w:type="dxa" w:w="1900"/>
@@ -13389,6 +13759,9 @@
         </w:tc>
       </w:tr>
       <w:tr>
+        <w:trPr>
+          <w:cantSplit/>
+        </w:trPr>
         <w:tc>
           <w:tcPr>
             <w:tcW w:type="dxa" w:w="1900"/>
@@ -13439,6 +13812,9 @@
         </w:tc>
       </w:tr>
       <w:tr>
+        <w:trPr>
+          <w:cantSplit/>
+        </w:trPr>
         <w:tc>
           <w:tcPr>
             <w:tcW w:type="dxa" w:w="1900"/>
@@ -13489,6 +13865,9 @@
         </w:tc>
       </w:tr>
       <w:tr>
+        <w:trPr>
+          <w:cantSplit/>
+        </w:trPr>
         <w:tc>
           <w:tcPr>
             <w:tcW w:type="dxa" w:w="1900"/>
@@ -13539,6 +13918,9 @@
         </w:tc>
       </w:tr>
       <w:tr>
+        <w:trPr>
+          <w:cantSplit/>
+        </w:trPr>
         <w:tc>
           <w:tcPr>
             <w:tcW w:type="dxa" w:w="1900"/>
@@ -13589,6 +13971,9 @@
         </w:tc>
       </w:tr>
       <w:tr>
+        <w:trPr>
+          <w:cantSplit/>
+        </w:trPr>
         <w:tc>
           <w:tcPr>
             <w:tcW w:type="dxa" w:w="1900"/>
@@ -13675,6 +14060,7 @@
       <w:tr>
         <w:trPr>
           <w:tblHeader w:val="true"/>
+          <w:cantSplit/>
         </w:trPr>
         <w:tc>
           <w:tcPr>
@@ -13732,6 +14118,9 @@
         </w:tc>
       </w:tr>
       <w:tr>
+        <w:trPr>
+          <w:cantSplit/>
+        </w:trPr>
         <w:tc>
           <w:tcPr>
             <w:tcW w:type="dxa" w:w="1900"/>
@@ -13782,6 +14171,9 @@
         </w:tc>
       </w:tr>
       <w:tr>
+        <w:trPr>
+          <w:cantSplit/>
+        </w:trPr>
         <w:tc>
           <w:tcPr>
             <w:tcW w:type="dxa" w:w="1900"/>
@@ -13832,6 +14224,9 @@
         </w:tc>
       </w:tr>
       <w:tr>
+        <w:trPr>
+          <w:cantSplit/>
+        </w:trPr>
         <w:tc>
           <w:tcPr>
             <w:tcW w:type="dxa" w:w="1900"/>
@@ -13882,6 +14277,9 @@
         </w:tc>
       </w:tr>
       <w:tr>
+        <w:trPr>
+          <w:cantSplit/>
+        </w:trPr>
         <w:tc>
           <w:tcPr>
             <w:tcW w:type="dxa" w:w="1900"/>
@@ -13932,6 +14330,9 @@
         </w:tc>
       </w:tr>
       <w:tr>
+        <w:trPr>
+          <w:cantSplit/>
+        </w:trPr>
         <w:tc>
           <w:tcPr>
             <w:tcW w:type="dxa" w:w="1900"/>
@@ -13982,6 +14383,9 @@
         </w:tc>
       </w:tr>
       <w:tr>
+        <w:trPr>
+          <w:cantSplit/>
+        </w:trPr>
         <w:tc>
           <w:tcPr>
             <w:tcW w:type="dxa" w:w="1900"/>
@@ -14032,6 +14436,9 @@
         </w:tc>
       </w:tr>
       <w:tr>
+        <w:trPr>
+          <w:cantSplit/>
+        </w:trPr>
         <w:tc>
           <w:tcPr>
             <w:tcW w:type="dxa" w:w="1900"/>
@@ -14082,6 +14489,9 @@
         </w:tc>
       </w:tr>
       <w:tr>
+        <w:trPr>
+          <w:cantSplit/>
+        </w:trPr>
         <w:tc>
           <w:tcPr>
             <w:tcW w:type="dxa" w:w="1900"/>
@@ -14168,6 +14578,7 @@
       <w:tr>
         <w:trPr>
           <w:tblHeader w:val="true"/>
+          <w:cantSplit/>
         </w:trPr>
         <w:tc>
           <w:tcPr>
@@ -14225,6 +14636,9 @@
         </w:tc>
       </w:tr>
       <w:tr>
+        <w:trPr>
+          <w:cantSplit/>
+        </w:trPr>
         <w:tc>
           <w:tcPr>
             <w:tcW w:type="dxa" w:w="1900"/>
@@ -14275,6 +14689,9 @@
         </w:tc>
       </w:tr>
       <w:tr>
+        <w:trPr>
+          <w:cantSplit/>
+        </w:trPr>
         <w:tc>
           <w:tcPr>
             <w:tcW w:type="dxa" w:w="1900"/>
@@ -14311,20 +14728,16 @@
             <w:vAlign w:val="center"/>
           </w:tcPr>
           <w:p>
-            <w:pPr>
-              <w:spacing w:after="0" w:line="276" w:lineRule="auto"/>
-            </w:pPr>
-            <w:r>
-              <w:rPr>
-                <w:rFonts w:ascii="Calibri" w:hAnsi="Calibri" w:eastAsia="Calibri"/>
-                <w:sz w:val="18"/>
-              </w:rPr>
-              <w:t>手动 / 每轮1次</w:t>
+            <w:r>
+              <w:t>自动 / 每轮1次</w:t>
             </w:r>
           </w:p>
         </w:tc>
       </w:tr>
       <w:tr>
+        <w:trPr>
+          <w:cantSplit/>
+        </w:trPr>
         <w:tc>
           <w:tcPr>
             <w:tcW w:type="dxa" w:w="1900"/>
@@ -14361,20 +14774,16 @@
             <w:vAlign w:val="center"/>
           </w:tcPr>
           <w:p>
-            <w:pPr>
-              <w:spacing w:after="0" w:line="276" w:lineRule="auto"/>
-            </w:pPr>
-            <w:r>
-              <w:rPr>
-                <w:rFonts w:ascii="Calibri" w:hAnsi="Calibri" w:eastAsia="Calibri"/>
-                <w:sz w:val="18"/>
-              </w:rPr>
+            <w:r>
               <w:t>自己顺位</w:t>
             </w:r>
           </w:p>
         </w:tc>
       </w:tr>
       <w:tr>
+        <w:trPr>
+          <w:cantSplit/>
+        </w:trPr>
         <w:tc>
           <w:tcPr>
             <w:tcW w:type="dxa" w:w="1900"/>
@@ -14425,6 +14834,9 @@
         </w:tc>
       </w:tr>
       <w:tr>
+        <w:trPr>
+          <w:cantSplit/>
+        </w:trPr>
         <w:tc>
           <w:tcPr>
             <w:tcW w:type="dxa" w:w="1900"/>
@@ -14461,20 +14873,16 @@
             <w:vAlign w:val="center"/>
           </w:tcPr>
           <w:p>
-            <w:pPr>
-              <w:spacing w:after="0" w:line="276" w:lineRule="auto"/>
-            </w:pPr>
-            <w:r>
-              <w:rPr>
-                <w:rFonts w:ascii="Calibri" w:hAnsi="Calibri" w:eastAsia="Calibri"/>
-                <w:sz w:val="18"/>
-              </w:rPr>
-              <w:t>每轮当前/待行动窗口</w:t>
+            <w:r>
+              <w:t>每轮开始自动结算，商店打开前显示提示弹窗</w:t>
             </w:r>
           </w:p>
         </w:tc>
       </w:tr>
       <w:tr>
+        <w:trPr>
+          <w:cantSplit/>
+        </w:trPr>
         <w:tc>
           <w:tcPr>
             <w:tcW w:type="dxa" w:w="1900"/>
@@ -14511,20 +14919,16 @@
             <w:vAlign w:val="center"/>
           </w:tcPr>
           <w:p>
-            <w:pPr>
-              <w:spacing w:after="0" w:line="276" w:lineRule="auto"/>
-            </w:pPr>
-            <w:r>
-              <w:rPr>
-                <w:rFonts w:ascii="Calibri" w:hAnsi="Calibri" w:eastAsia="Calibri"/>
-                <w:sz w:val="18"/>
-              </w:rPr>
-              <w:t>获得时初始资金 +2；每轮可选择是否提到第一顺位，原第一及后续顺延。</w:t>
+            <w:r>
+              <w:t>获得时初始资金 +2；每轮开始自动将持有者提到第一顺位，原第一及后续顺延。启元优先级高于大炮已充能的顺位微调。</w:t>
             </w:r>
           </w:p>
         </w:tc>
       </w:tr>
       <w:tr>
+        <w:trPr>
+          <w:cantSplit/>
+        </w:trPr>
         <w:tc>
           <w:tcPr>
             <w:tcW w:type="dxa" w:w="1900"/>
@@ -14561,20 +14965,16 @@
             <w:vAlign w:val="center"/>
           </w:tcPr>
           <w:p>
-            <w:pPr>
-              <w:spacing w:after="0" w:line="276" w:lineRule="auto"/>
-            </w:pPr>
-            <w:r>
-              <w:rPr>
-                <w:rFonts w:ascii="Calibri" w:hAnsi="Calibri" w:eastAsia="Calibri"/>
-                <w:sz w:val="18"/>
-              </w:rPr>
-              <w:t>本轮已使用、已经无法前移、队伍/流程状态不满足。</w:t>
+            <w:r>
+              <w:t>本轮已自动处理、没有合格持有者、商店已打开、持有者已不在本轮顺位或已无法前移。</w:t>
             </w:r>
           </w:p>
         </w:tc>
       </w:tr>
       <w:tr>
+        <w:trPr>
+          <w:cantSplit/>
+        </w:trPr>
         <w:tc>
           <w:tcPr>
             <w:tcW w:type="dxa" w:w="1900"/>
@@ -14611,15 +15011,8 @@
             <w:vAlign w:val="center"/>
           </w:tcPr>
           <w:p>
-            <w:pPr>
-              <w:spacing w:after="0" w:line="276" w:lineRule="auto"/>
-            </w:pPr>
-            <w:r>
-              <w:rPr>
-                <w:rFonts w:ascii="Calibri" w:hAnsi="Calibri" w:eastAsia="Calibri"/>
-                <w:sz w:val="18"/>
-              </w:rPr>
-              <w:t>maxUsesPerRound，不会被永久标记 used；每轮最多一次。</w:t>
+            <w:r>
+              <w:t>当前版本不再允许手动发动；系统在轮初自动写入日志和居中提示。关闭启元提示后才会进入大炮已充能轮初弹窗。</w:t>
             </w:r>
           </w:p>
         </w:tc>
@@ -14661,6 +15054,7 @@
       <w:tr>
         <w:trPr>
           <w:tblHeader w:val="true"/>
+          <w:cantSplit/>
         </w:trPr>
         <w:tc>
           <w:tcPr>
@@ -14718,6 +15112,9 @@
         </w:tc>
       </w:tr>
       <w:tr>
+        <w:trPr>
+          <w:cantSplit/>
+        </w:trPr>
         <w:tc>
           <w:tcPr>
             <w:tcW w:type="dxa" w:w="1900"/>
@@ -14768,6 +15165,9 @@
         </w:tc>
       </w:tr>
       <w:tr>
+        <w:trPr>
+          <w:cantSplit/>
+        </w:trPr>
         <w:tc>
           <w:tcPr>
             <w:tcW w:type="dxa" w:w="1900"/>
@@ -14818,6 +15218,9 @@
         </w:tc>
       </w:tr>
       <w:tr>
+        <w:trPr>
+          <w:cantSplit/>
+        </w:trPr>
         <w:tc>
           <w:tcPr>
             <w:tcW w:type="dxa" w:w="1900"/>
@@ -14868,6 +15271,9 @@
         </w:tc>
       </w:tr>
       <w:tr>
+        <w:trPr>
+          <w:cantSplit/>
+        </w:trPr>
         <w:tc>
           <w:tcPr>
             <w:tcW w:type="dxa" w:w="1900"/>
@@ -14918,6 +15324,9 @@
         </w:tc>
       </w:tr>
       <w:tr>
+        <w:trPr>
+          <w:cantSplit/>
+        </w:trPr>
         <w:tc>
           <w:tcPr>
             <w:tcW w:type="dxa" w:w="1900"/>
@@ -14968,6 +15377,9 @@
         </w:tc>
       </w:tr>
       <w:tr>
+        <w:trPr>
+          <w:cantSplit/>
+        </w:trPr>
         <w:tc>
           <w:tcPr>
             <w:tcW w:type="dxa" w:w="1900"/>
@@ -15018,6 +15430,9 @@
         </w:tc>
       </w:tr>
       <w:tr>
+        <w:trPr>
+          <w:cantSplit/>
+        </w:trPr>
         <w:tc>
           <w:tcPr>
             <w:tcW w:type="dxa" w:w="1900"/>
@@ -15068,6 +15483,9 @@
         </w:tc>
       </w:tr>
       <w:tr>
+        <w:trPr>
+          <w:cantSplit/>
+        </w:trPr>
         <w:tc>
           <w:tcPr>
             <w:tcW w:type="dxa" w:w="1900"/>
@@ -15154,6 +15572,7 @@
       <w:tr>
         <w:trPr>
           <w:tblHeader w:val="true"/>
+          <w:cantSplit/>
         </w:trPr>
         <w:tc>
           <w:tcPr>
@@ -15211,6 +15630,9 @@
         </w:tc>
       </w:tr>
       <w:tr>
+        <w:trPr>
+          <w:cantSplit/>
+        </w:trPr>
         <w:tc>
           <w:tcPr>
             <w:tcW w:type="dxa" w:w="1900"/>
@@ -15261,6 +15683,9 @@
         </w:tc>
       </w:tr>
       <w:tr>
+        <w:trPr>
+          <w:cantSplit/>
+        </w:trPr>
         <w:tc>
           <w:tcPr>
             <w:tcW w:type="dxa" w:w="1900"/>
@@ -15311,6 +15736,9 @@
         </w:tc>
       </w:tr>
       <w:tr>
+        <w:trPr>
+          <w:cantSplit/>
+        </w:trPr>
         <w:tc>
           <w:tcPr>
             <w:tcW w:type="dxa" w:w="1900"/>
@@ -15361,6 +15789,9 @@
         </w:tc>
       </w:tr>
       <w:tr>
+        <w:trPr>
+          <w:cantSplit/>
+        </w:trPr>
         <w:tc>
           <w:tcPr>
             <w:tcW w:type="dxa" w:w="1900"/>
@@ -15411,6 +15842,9 @@
         </w:tc>
       </w:tr>
       <w:tr>
+        <w:trPr>
+          <w:cantSplit/>
+        </w:trPr>
         <w:tc>
           <w:tcPr>
             <w:tcW w:type="dxa" w:w="1900"/>
@@ -15461,6 +15895,9 @@
         </w:tc>
       </w:tr>
       <w:tr>
+        <w:trPr>
+          <w:cantSplit/>
+        </w:trPr>
         <w:tc>
           <w:tcPr>
             <w:tcW w:type="dxa" w:w="1900"/>
@@ -15511,6 +15948,9 @@
         </w:tc>
       </w:tr>
       <w:tr>
+        <w:trPr>
+          <w:cantSplit/>
+        </w:trPr>
         <w:tc>
           <w:tcPr>
             <w:tcW w:type="dxa" w:w="1900"/>
@@ -15561,6 +16001,9 @@
         </w:tc>
       </w:tr>
       <w:tr>
+        <w:trPr>
+          <w:cantSplit/>
+        </w:trPr>
         <w:tc>
           <w:tcPr>
             <w:tcW w:type="dxa" w:w="1900"/>
@@ -15647,6 +16090,7 @@
       <w:tr>
         <w:trPr>
           <w:tblHeader w:val="true"/>
+          <w:cantSplit/>
         </w:trPr>
         <w:tc>
           <w:tcPr>
@@ -15704,6 +16148,9 @@
         </w:tc>
       </w:tr>
       <w:tr>
+        <w:trPr>
+          <w:cantSplit/>
+        </w:trPr>
         <w:tc>
           <w:tcPr>
             <w:tcW w:type="dxa" w:w="1900"/>
@@ -15754,6 +16201,9 @@
         </w:tc>
       </w:tr>
       <w:tr>
+        <w:trPr>
+          <w:cantSplit/>
+        </w:trPr>
         <w:tc>
           <w:tcPr>
             <w:tcW w:type="dxa" w:w="1900"/>
@@ -15804,6 +16254,9 @@
         </w:tc>
       </w:tr>
       <w:tr>
+        <w:trPr>
+          <w:cantSplit/>
+        </w:trPr>
         <w:tc>
           <w:tcPr>
             <w:tcW w:type="dxa" w:w="1900"/>
@@ -15854,6 +16307,9 @@
         </w:tc>
       </w:tr>
       <w:tr>
+        <w:trPr>
+          <w:cantSplit/>
+        </w:trPr>
         <w:tc>
           <w:tcPr>
             <w:tcW w:type="dxa" w:w="1900"/>
@@ -15904,6 +16360,9 @@
         </w:tc>
       </w:tr>
       <w:tr>
+        <w:trPr>
+          <w:cantSplit/>
+        </w:trPr>
         <w:tc>
           <w:tcPr>
             <w:tcW w:type="dxa" w:w="1900"/>
@@ -15954,6 +16413,9 @@
         </w:tc>
       </w:tr>
       <w:tr>
+        <w:trPr>
+          <w:cantSplit/>
+        </w:trPr>
         <w:tc>
           <w:tcPr>
             <w:tcW w:type="dxa" w:w="1900"/>
@@ -16004,6 +16466,9 @@
         </w:tc>
       </w:tr>
       <w:tr>
+        <w:trPr>
+          <w:cantSplit/>
+        </w:trPr>
         <w:tc>
           <w:tcPr>
             <w:tcW w:type="dxa" w:w="1900"/>
@@ -16054,6 +16519,9 @@
         </w:tc>
       </w:tr>
       <w:tr>
+        <w:trPr>
+          <w:cantSplit/>
+        </w:trPr>
         <w:tc>
           <w:tcPr>
             <w:tcW w:type="dxa" w:w="1900"/>
@@ -16140,6 +16608,7 @@
       <w:tr>
         <w:trPr>
           <w:tblHeader w:val="true"/>
+          <w:cantSplit/>
         </w:trPr>
         <w:tc>
           <w:tcPr>
@@ -16197,6 +16666,9 @@
         </w:tc>
       </w:tr>
       <w:tr>
+        <w:trPr>
+          <w:cantSplit/>
+        </w:trPr>
         <w:tc>
           <w:tcPr>
             <w:tcW w:type="dxa" w:w="1900"/>
@@ -16247,6 +16719,9 @@
         </w:tc>
       </w:tr>
       <w:tr>
+        <w:trPr>
+          <w:cantSplit/>
+        </w:trPr>
         <w:tc>
           <w:tcPr>
             <w:tcW w:type="dxa" w:w="1900"/>
@@ -16297,6 +16772,9 @@
         </w:tc>
       </w:tr>
       <w:tr>
+        <w:trPr>
+          <w:cantSplit/>
+        </w:trPr>
         <w:tc>
           <w:tcPr>
             <w:tcW w:type="dxa" w:w="1900"/>
@@ -16347,6 +16825,9 @@
         </w:tc>
       </w:tr>
       <w:tr>
+        <w:trPr>
+          <w:cantSplit/>
+        </w:trPr>
         <w:tc>
           <w:tcPr>
             <w:tcW w:type="dxa" w:w="1900"/>
@@ -16397,6 +16878,9 @@
         </w:tc>
       </w:tr>
       <w:tr>
+        <w:trPr>
+          <w:cantSplit/>
+        </w:trPr>
         <w:tc>
           <w:tcPr>
             <w:tcW w:type="dxa" w:w="1900"/>
@@ -16447,6 +16931,9 @@
         </w:tc>
       </w:tr>
       <w:tr>
+        <w:trPr>
+          <w:cantSplit/>
+        </w:trPr>
         <w:tc>
           <w:tcPr>
             <w:tcW w:type="dxa" w:w="1900"/>
@@ -16497,6 +16984,9 @@
         </w:tc>
       </w:tr>
       <w:tr>
+        <w:trPr>
+          <w:cantSplit/>
+        </w:trPr>
         <w:tc>
           <w:tcPr>
             <w:tcW w:type="dxa" w:w="1900"/>
@@ -16547,6 +17037,9 @@
         </w:tc>
       </w:tr>
       <w:tr>
+        <w:trPr>
+          <w:cantSplit/>
+        </w:trPr>
         <w:tc>
           <w:tcPr>
             <w:tcW w:type="dxa" w:w="1900"/>
@@ -16633,6 +17126,7 @@
       <w:tr>
         <w:trPr>
           <w:tblHeader w:val="true"/>
+          <w:cantSplit/>
         </w:trPr>
         <w:tc>
           <w:tcPr>
@@ -16690,6 +17184,9 @@
         </w:tc>
       </w:tr>
       <w:tr>
+        <w:trPr>
+          <w:cantSplit/>
+        </w:trPr>
         <w:tc>
           <w:tcPr>
             <w:tcW w:type="dxa" w:w="1900"/>
@@ -16740,6 +17237,9 @@
         </w:tc>
       </w:tr>
       <w:tr>
+        <w:trPr>
+          <w:cantSplit/>
+        </w:trPr>
         <w:tc>
           <w:tcPr>
             <w:tcW w:type="dxa" w:w="1900"/>
@@ -16790,6 +17290,9 @@
         </w:tc>
       </w:tr>
       <w:tr>
+        <w:trPr>
+          <w:cantSplit/>
+        </w:trPr>
         <w:tc>
           <w:tcPr>
             <w:tcW w:type="dxa" w:w="1900"/>
@@ -16840,6 +17343,9 @@
         </w:tc>
       </w:tr>
       <w:tr>
+        <w:trPr>
+          <w:cantSplit/>
+        </w:trPr>
         <w:tc>
           <w:tcPr>
             <w:tcW w:type="dxa" w:w="1900"/>
@@ -16890,6 +17396,9 @@
         </w:tc>
       </w:tr>
       <w:tr>
+        <w:trPr>
+          <w:cantSplit/>
+        </w:trPr>
         <w:tc>
           <w:tcPr>
             <w:tcW w:type="dxa" w:w="1900"/>
@@ -16940,6 +17449,9 @@
         </w:tc>
       </w:tr>
       <w:tr>
+        <w:trPr>
+          <w:cantSplit/>
+        </w:trPr>
         <w:tc>
           <w:tcPr>
             <w:tcW w:type="dxa" w:w="1900"/>
@@ -16990,6 +17502,9 @@
         </w:tc>
       </w:tr>
       <w:tr>
+        <w:trPr>
+          <w:cantSplit/>
+        </w:trPr>
         <w:tc>
           <w:tcPr>
             <w:tcW w:type="dxa" w:w="1900"/>
@@ -17040,6 +17555,9 @@
         </w:tc>
       </w:tr>
       <w:tr>
+        <w:trPr>
+          <w:cantSplit/>
+        </w:trPr>
         <w:tc>
           <w:tcPr>
             <w:tcW w:type="dxa" w:w="1900"/>
@@ -17126,6 +17644,7 @@
       <w:tr>
         <w:trPr>
           <w:tblHeader w:val="true"/>
+          <w:cantSplit/>
         </w:trPr>
         <w:tc>
           <w:tcPr>
@@ -17183,6 +17702,9 @@
         </w:tc>
       </w:tr>
       <w:tr>
+        <w:trPr>
+          <w:cantSplit/>
+        </w:trPr>
         <w:tc>
           <w:tcPr>
             <w:tcW w:type="dxa" w:w="1900"/>
@@ -17233,6 +17755,9 @@
         </w:tc>
       </w:tr>
       <w:tr>
+        <w:trPr>
+          <w:cantSplit/>
+        </w:trPr>
         <w:tc>
           <w:tcPr>
             <w:tcW w:type="dxa" w:w="1900"/>
@@ -17283,6 +17808,9 @@
         </w:tc>
       </w:tr>
       <w:tr>
+        <w:trPr>
+          <w:cantSplit/>
+        </w:trPr>
         <w:tc>
           <w:tcPr>
             <w:tcW w:type="dxa" w:w="1900"/>
@@ -17333,6 +17861,9 @@
         </w:tc>
       </w:tr>
       <w:tr>
+        <w:trPr>
+          <w:cantSplit/>
+        </w:trPr>
         <w:tc>
           <w:tcPr>
             <w:tcW w:type="dxa" w:w="1900"/>
@@ -17383,6 +17914,9 @@
         </w:tc>
       </w:tr>
       <w:tr>
+        <w:trPr>
+          <w:cantSplit/>
+        </w:trPr>
         <w:tc>
           <w:tcPr>
             <w:tcW w:type="dxa" w:w="1900"/>
@@ -17433,6 +17967,9 @@
         </w:tc>
       </w:tr>
       <w:tr>
+        <w:trPr>
+          <w:cantSplit/>
+        </w:trPr>
         <w:tc>
           <w:tcPr>
             <w:tcW w:type="dxa" w:w="1900"/>
@@ -17469,20 +18006,16 @@
             <w:vAlign w:val="center"/>
           </w:tcPr>
           <w:p>
-            <w:pPr>
-              <w:spacing w:after="0" w:line="276" w:lineRule="auto"/>
-            </w:pPr>
-            <w:r>
-              <w:rPr>
-                <w:rFonts w:ascii="Calibri" w:hAnsi="Calibri" w:eastAsia="Calibri"/>
-                <w:sz w:val="18"/>
-              </w:rPr>
-              <w:t>选择一位队长，该队长以及接下来的两位队长商店进入天气迷雾；不影响使用者，遇到使用者自动顺延。</w:t>
+            <w:r>
+              <w:t>选择 1 名队长作为起点，按当前/下一轮最终顺位环形向后影响最多 3 名仍有购买权、未满员、非使用者且未持有海浪的队长；本轮不足 3 名时顺延到下一轮。目标下一次商店进入天气迷雾，刷新不会清除血雾。</w:t>
             </w:r>
           </w:p>
         </w:tc>
       </w:tr>
       <w:tr>
+        <w:trPr>
+          <w:cantSplit/>
+        </w:trPr>
         <w:tc>
           <w:tcPr>
             <w:tcW w:type="dxa" w:w="1900"/>
@@ -17519,20 +18052,16 @@
             <w:vAlign w:val="center"/>
           </w:tcPr>
           <w:p>
-            <w:pPr>
-              <w:spacing w:after="0" w:line="276" w:lineRule="auto"/>
-            </w:pPr>
-            <w:r>
-              <w:rPr>
-                <w:rFonts w:ascii="Calibri" w:hAnsi="Calibri" w:eastAsia="Calibri"/>
-                <w:sz w:val="18"/>
-              </w:rPr>
-              <w:t>目标不存在、目标队伍已满、目标链为空或处于海浪免疫。</w:t>
+            <w:r>
+              <w:t>目标不存在、起点无法形成合法目标链、候选队伍已满、购买权已结束、已跳过、持有海浪或本轮处于海浪免疫。</w:t>
             </w:r>
           </w:p>
         </w:tc>
       </w:tr>
       <w:tr>
+        <w:trPr>
+          <w:cantSplit/>
+        </w:trPr>
         <w:tc>
           <w:tcPr>
             <w:tcW w:type="dxa" w:w="1900"/>
@@ -17569,15 +18098,8 @@
             <w:vAlign w:val="center"/>
           </w:tcPr>
           <w:p>
-            <w:pPr>
-              <w:spacing w:after="0" w:line="276" w:lineRule="auto"/>
-            </w:pPr>
-            <w:r>
-              <w:rPr>
-                <w:rFonts w:ascii="Calibri" w:hAnsi="Calibri" w:eastAsia="Calibri"/>
-                <w:sz w:val="18"/>
-              </w:rPr>
-              <w:t>只隐藏/扰乱商店信息，不改变真实入队校验。</w:t>
+            <w:r>
+              <w:t>血雾只影响商店可见性，不改变真实入队校验；购买或跳过导致购买权结束后清除，若购买权恢复则继续响应。</w:t>
             </w:r>
           </w:p>
         </w:tc>
@@ -17619,6 +18141,7 @@
       <w:tr>
         <w:trPr>
           <w:tblHeader w:val="true"/>
+          <w:cantSplit/>
         </w:trPr>
         <w:tc>
           <w:tcPr>
@@ -17676,6 +18199,9 @@
         </w:tc>
       </w:tr>
       <w:tr>
+        <w:trPr>
+          <w:cantSplit/>
+        </w:trPr>
         <w:tc>
           <w:tcPr>
             <w:tcW w:type="dxa" w:w="1900"/>
@@ -17726,6 +18252,9 @@
         </w:tc>
       </w:tr>
       <w:tr>
+        <w:trPr>
+          <w:cantSplit/>
+        </w:trPr>
         <w:tc>
           <w:tcPr>
             <w:tcW w:type="dxa" w:w="1900"/>
@@ -17776,6 +18305,9 @@
         </w:tc>
       </w:tr>
       <w:tr>
+        <w:trPr>
+          <w:cantSplit/>
+        </w:trPr>
         <w:tc>
           <w:tcPr>
             <w:tcW w:type="dxa" w:w="1900"/>
@@ -17826,6 +18358,9 @@
         </w:tc>
       </w:tr>
       <w:tr>
+        <w:trPr>
+          <w:cantSplit/>
+        </w:trPr>
         <w:tc>
           <w:tcPr>
             <w:tcW w:type="dxa" w:w="1900"/>
@@ -17876,6 +18411,9 @@
         </w:tc>
       </w:tr>
       <w:tr>
+        <w:trPr>
+          <w:cantSplit/>
+        </w:trPr>
         <w:tc>
           <w:tcPr>
             <w:tcW w:type="dxa" w:w="1900"/>
@@ -17926,6 +18464,9 @@
         </w:tc>
       </w:tr>
       <w:tr>
+        <w:trPr>
+          <w:cantSplit/>
+        </w:trPr>
         <w:tc>
           <w:tcPr>
             <w:tcW w:type="dxa" w:w="1900"/>
@@ -17962,20 +18503,16 @@
             <w:vAlign w:val="center"/>
           </w:tcPr>
           <w:p>
-            <w:pPr>
-              <w:spacing w:after="0" w:line="276" w:lineRule="auto"/>
-            </w:pPr>
-            <w:r>
-              <w:rPr>
-                <w:rFonts w:ascii="Calibri" w:hAnsi="Calibri" w:eastAsia="Calibri"/>
-                <w:sz w:val="18"/>
-              </w:rPr>
-              <w:t>目标下一次商店显示选手信息被打乱，购买后才揭示真实选手，费用按显示卡牌计算。</w:t>
+            <w:r>
+              <w:t>对非自己的任意未满员队长使用。目标下一次商店仅在本次抽出的卡内部打乱显示身份和真实身份；费用不参与打乱，购买后按真实卡位费用结算并揭示真实选手。</w:t>
             </w:r>
           </w:p>
         </w:tc>
       </w:tr>
       <w:tr>
+        <w:trPr>
+          <w:cantSplit/>
+        </w:trPr>
         <w:tc>
           <w:tcPr>
             <w:tcW w:type="dxa" w:w="1900"/>
@@ -18012,20 +18549,16 @@
             <w:vAlign w:val="center"/>
           </w:tcPr>
           <w:p>
-            <w:pPr>
-              <w:spacing w:after="0" w:line="276" w:lineRule="auto"/>
-            </w:pPr>
-            <w:r>
-              <w:rPr>
-                <w:rFonts w:ascii="Calibri" w:hAnsi="Calibri" w:eastAsia="Calibri"/>
-                <w:sz w:val="18"/>
-              </w:rPr>
-              <w:t>目标不存在、目标队伍已满或处于海浪免疫。</w:t>
+            <w:r>
+              <w:t>目标不存在、目标是自己、目标队伍已满或目标本轮处于海浪免疫。</w:t>
             </w:r>
           </w:p>
         </w:tc>
       </w:tr>
       <w:tr>
+        <w:trPr>
+          <w:cantSplit/>
+        </w:trPr>
         <w:tc>
           <w:tcPr>
             <w:tcW w:type="dxa" w:w="1900"/>
@@ -18062,15 +18595,8 @@
             <w:vAlign w:val="center"/>
           </w:tcPr>
           <w:p>
-            <w:pPr>
-              <w:spacing w:after="0" w:line="276" w:lineRule="auto"/>
-            </w:pPr>
-            <w:r>
-              <w:rPr>
-                <w:rFonts w:ascii="Calibri" w:hAnsi="Calibri" w:eastAsia="Calibri"/>
-                <w:sz w:val="18"/>
-              </w:rPr>
-              <w:t>购买真实选手时仍要过 assignmentEngine；费用可能按展示卡变化。</w:t>
+            <w:r>
+              <w:t>购买真实选手时仍走 assignmentEngine；若叠加加急调货，调货后显示身份会重新映射到当前商店卡集合。</w:t>
             </w:r>
           </w:p>
         </w:tc>
@@ -18112,6 +18638,7 @@
       <w:tr>
         <w:trPr>
           <w:tblHeader w:val="true"/>
+          <w:cantSplit/>
         </w:trPr>
         <w:tc>
           <w:tcPr>
@@ -18169,6 +18696,9 @@
         </w:tc>
       </w:tr>
       <w:tr>
+        <w:trPr>
+          <w:cantSplit/>
+        </w:trPr>
         <w:tc>
           <w:tcPr>
             <w:tcW w:type="dxa" w:w="1900"/>
@@ -18219,6 +18749,9 @@
         </w:tc>
       </w:tr>
       <w:tr>
+        <w:trPr>
+          <w:cantSplit/>
+        </w:trPr>
         <w:tc>
           <w:tcPr>
             <w:tcW w:type="dxa" w:w="1900"/>
@@ -18269,6 +18802,9 @@
         </w:tc>
       </w:tr>
       <w:tr>
+        <w:trPr>
+          <w:cantSplit/>
+        </w:trPr>
         <w:tc>
           <w:tcPr>
             <w:tcW w:type="dxa" w:w="1900"/>
@@ -18319,6 +18855,9 @@
         </w:tc>
       </w:tr>
       <w:tr>
+        <w:trPr>
+          <w:cantSplit/>
+        </w:trPr>
         <w:tc>
           <w:tcPr>
             <w:tcW w:type="dxa" w:w="1900"/>
@@ -18369,6 +18908,9 @@
         </w:tc>
       </w:tr>
       <w:tr>
+        <w:trPr>
+          <w:cantSplit/>
+        </w:trPr>
         <w:tc>
           <w:tcPr>
             <w:tcW w:type="dxa" w:w="1900"/>
@@ -18405,20 +18947,16 @@
             <w:vAlign w:val="center"/>
           </w:tcPr>
           <w:p>
-            <w:pPr>
-              <w:spacing w:after="0" w:line="276" w:lineRule="auto"/>
-            </w:pPr>
-            <w:r>
-              <w:rPr>
-                <w:rFonts w:ascii="Calibri" w:hAnsi="Calibri" w:eastAsia="Calibri"/>
-                <w:sz w:val="18"/>
-              </w:rPr>
-              <w:t>当前队长手动发动</w:t>
+            <w:r>
+              <w:t>每轮开始、神秘贤者·启元结算并关闭提示后、商店打开前</w:t>
             </w:r>
           </w:p>
         </w:tc>
       </w:tr>
       <w:tr>
+        <w:trPr>
+          <w:cantSplit/>
+        </w:trPr>
         <w:tc>
           <w:tcPr>
             <w:tcW w:type="dxa" w:w="1900"/>
@@ -18455,20 +18993,16 @@
             <w:vAlign w:val="center"/>
           </w:tcPr>
           <w:p>
-            <w:pPr>
-              <w:spacing w:after="0" w:line="276" w:lineRule="auto"/>
-            </w:pPr>
-            <w:r>
-              <w:rPr>
-                <w:rFonts w:ascii="Calibri" w:hAnsi="Calibri" w:eastAsia="Calibri"/>
-                <w:sz w:val="18"/>
-              </w:rPr>
-              <w:t>转换技。雷霆一击：选择一名未行动队长，使其本轮顺位延后一位；加速之门：将自己本轮顺位提升一位。</w:t>
+            <w:r>
+              <w:t>轮初转换技，持有者在弹窗中二选一或跳过。加速之门：自己本轮顺位前移 1 位，但不能越过启元第一顺位。雷霆一击：指定其它队长，使目标本轮顺位后移 1 位。</w:t>
             </w:r>
           </w:p>
         </w:tc>
       </w:tr>
       <w:tr>
+        <w:trPr>
+          <w:cantSplit/>
+        </w:trPr>
         <w:tc>
           <w:tcPr>
             <w:tcW w:type="dxa" w:w="1900"/>
@@ -18505,20 +19039,16 @@
             <w:vAlign w:val="center"/>
           </w:tcPr>
           <w:p>
-            <w:pPr>
-              <w:spacing w:after="0" w:line="276" w:lineRule="auto"/>
-            </w:pPr>
-            <w:r>
-              <w:rPr>
-                <w:rFonts w:ascii="Calibri" w:hAnsi="Calibri" w:eastAsia="Calibri"/>
-                <w:sz w:val="18"/>
-              </w:rPr>
-              <w:t>本轮已使用、没有可延后目标、自己已经无法前移。</w:t>
+            <w:r>
+              <w:t>本轮已处理、商店已打开、加速时自己已无法前移、雷霆目标是自己/最后顺位/启元持有或保护队长/持有海浪队长。</w:t>
             </w:r>
           </w:p>
         </w:tc>
       </w:tr>
       <w:tr>
+        <w:trPr>
+          <w:cantSplit/>
+        </w:trPr>
         <w:tc>
           <w:tcPr>
             <w:tcW w:type="dxa" w:w="1900"/>
@@ -18555,15 +19085,8 @@
             <w:vAlign w:val="center"/>
           </w:tcPr>
           <w:p>
-            <w:pPr>
-              <w:spacing w:after="0" w:line="276" w:lineRule="auto"/>
-            </w:pPr>
-            <w:r>
-              <w:rPr>
-                <w:rFonts w:ascii="Calibri" w:hAnsi="Calibri" w:eastAsia="Calibri"/>
-                <w:sz w:val="18"/>
-              </w:rPr>
-              <w:t>maxUsesPerRound；使用后重算顺位并更新 currentIndex。</w:t>
+            <w:r>
+              <w:t>只在轮初弹窗处理，不进入选人阶段执行队列。雷霆按 10 名队长完整轮初顺位计算，满员队长仍可作为顺位后移目标。</w:t>
             </w:r>
           </w:p>
         </w:tc>
@@ -18605,6 +19128,7 @@
       <w:tr>
         <w:trPr>
           <w:tblHeader w:val="true"/>
+          <w:cantSplit/>
         </w:trPr>
         <w:tc>
           <w:tcPr>
@@ -18662,6 +19186,9 @@
         </w:tc>
       </w:tr>
       <w:tr>
+        <w:trPr>
+          <w:cantSplit/>
+        </w:trPr>
         <w:tc>
           <w:tcPr>
             <w:tcW w:type="dxa" w:w="1900"/>
@@ -18712,6 +19239,9 @@
         </w:tc>
       </w:tr>
       <w:tr>
+        <w:trPr>
+          <w:cantSplit/>
+        </w:trPr>
         <w:tc>
           <w:tcPr>
             <w:tcW w:type="dxa" w:w="1900"/>
@@ -18762,6 +19292,9 @@
         </w:tc>
       </w:tr>
       <w:tr>
+        <w:trPr>
+          <w:cantSplit/>
+        </w:trPr>
         <w:tc>
           <w:tcPr>
             <w:tcW w:type="dxa" w:w="1900"/>
@@ -18812,6 +19345,9 @@
         </w:tc>
       </w:tr>
       <w:tr>
+        <w:trPr>
+          <w:cantSplit/>
+        </w:trPr>
         <w:tc>
           <w:tcPr>
             <w:tcW w:type="dxa" w:w="1900"/>
@@ -18862,6 +19398,9 @@
         </w:tc>
       </w:tr>
       <w:tr>
+        <w:trPr>
+          <w:cantSplit/>
+        </w:trPr>
         <w:tc>
           <w:tcPr>
             <w:tcW w:type="dxa" w:w="1900"/>
@@ -18912,6 +19451,9 @@
         </w:tc>
       </w:tr>
       <w:tr>
+        <w:trPr>
+          <w:cantSplit/>
+        </w:trPr>
         <w:tc>
           <w:tcPr>
             <w:tcW w:type="dxa" w:w="1900"/>
@@ -18948,20 +19490,16 @@
             <w:vAlign w:val="center"/>
           </w:tcPr>
           <w:p>
-            <w:pPr>
-              <w:spacing w:after="0" w:line="276" w:lineRule="auto"/>
-            </w:pPr>
-            <w:r>
-              <w:rPr>
-                <w:rFonts w:ascii="Calibri" w:hAnsi="Calibri" w:eastAsia="Calibri"/>
-                <w:sz w:val="18"/>
-              </w:rPr>
-              <w:t>退回该选手并返还费用，该购买队长在本轮末尾获得补偿回合。</w:t>
+            <w:r>
+              <w:t>任意其它队长刚确认购买后的 10 秒窗口内可发动，只能夺取同阵营购买。发动后该选手从原购买队伍移除；发动者队伍未满则直接入队并跳过下一轮选人，若已满则选手回到卡池；原购买队长返还金币和购买权，不返还刷新次数。</w:t>
             </w:r>
           </w:p>
         </w:tc>
       </w:tr>
       <w:tr>
+        <w:trPr>
+          <w:cantSplit/>
+        </w:trPr>
         <w:tc>
           <w:tcPr>
             <w:tcW w:type="dxa" w:w="1900"/>
@@ -18998,20 +19536,16 @@
             <w:vAlign w:val="center"/>
           </w:tcPr>
           <w:p>
-            <w:pPr>
-              <w:spacing w:after="0" w:line="276" w:lineRule="auto"/>
-            </w:pPr>
-            <w:r>
-              <w:rPr>
-                <w:rFonts w:ascii="Calibri" w:hAnsi="Calibri" w:eastAsia="Calibri"/>
-                <w:sz w:val="18"/>
-              </w:rPr>
-              <w:t>不在响应窗口、已使用、目标购买不可回滚。</w:t>
+            <w:r>
+              <w:t>不在响应窗口、已使用、自己购买、跨阵营购买、目标购买不可回滚、点击下一位后窗口被跳过。</w:t>
             </w:r>
           </w:p>
         </w:tc>
       </w:tr>
       <w:tr>
+        <w:trPr>
+          <w:cantSplit/>
+        </w:trPr>
         <w:tc>
           <w:tcPr>
             <w:tcW w:type="dxa" w:w="1900"/>
@@ -19048,15 +19582,8 @@
             <w:vAlign w:val="center"/>
           </w:tcPr>
           <w:p>
-            <w:pPr>
-              <w:spacing w:after="0" w:line="276" w:lineRule="auto"/>
-            </w:pPr>
-            <w:r>
-              <w:rPr>
-                <w:rFonts w:ascii="Calibri" w:hAnsi="Calibri" w:eastAsia="Calibri"/>
-                <w:sz w:val="18"/>
-              </w:rPr>
-              <w:t>不能从普通海克斯按钮直接发动；main.js 通过响应窗口处理。</w:t>
+            <w:r>
+              <w:t>不能从普通海克斯按钮直接发动；购买成功后顶部横幅倒计时触发，若队伍未满会获得该队员并登记下一轮跳过。</w:t>
             </w:r>
           </w:p>
         </w:tc>
@@ -19098,6 +19625,7 @@
       <w:tr>
         <w:trPr>
           <w:tblHeader w:val="true"/>
+          <w:cantSplit/>
         </w:trPr>
         <w:tc>
           <w:tcPr>
@@ -19155,6 +19683,9 @@
         </w:tc>
       </w:tr>
       <w:tr>
+        <w:trPr>
+          <w:cantSplit/>
+        </w:trPr>
         <w:tc>
           <w:tcPr>
             <w:tcW w:type="dxa" w:w="1700"/>
@@ -19205,6 +19736,9 @@
         </w:tc>
       </w:tr>
       <w:tr>
+        <w:trPr>
+          <w:cantSplit/>
+        </w:trPr>
         <w:tc>
           <w:tcPr>
             <w:tcW w:type="dxa" w:w="1700"/>
@@ -19255,6 +19789,9 @@
         </w:tc>
       </w:tr>
       <w:tr>
+        <w:trPr>
+          <w:cantSplit/>
+        </w:trPr>
         <w:tc>
           <w:tcPr>
             <w:tcW w:type="dxa" w:w="1700"/>
@@ -19305,6 +19842,9 @@
         </w:tc>
       </w:tr>
       <w:tr>
+        <w:trPr>
+          <w:cantSplit/>
+        </w:trPr>
         <w:tc>
           <w:tcPr>
             <w:tcW w:type="dxa" w:w="1700"/>
@@ -19341,20 +19881,16 @@
             <w:vAlign w:val="center"/>
           </w:tcPr>
           <w:p>
-            <w:pPr>
-              <w:spacing w:after="0" w:line="276" w:lineRule="auto"/>
-            </w:pPr>
-            <w:r>
-              <w:rPr>
-                <w:rFonts w:ascii="Calibri" w:hAnsi="Calibri" w:eastAsia="Calibri"/>
-                <w:sz w:val="19"/>
-              </w:rPr>
-              <w:t>选手目标默认只选当前队长同阵营、非队长、可抽选手；队长目标要确认仍有生效窗口。</w:t>
+            <w:r>
+              <w:t>选手目标默认只选当前队长同阵营、非队长、可抽选手；队长目标要确认仍有生效窗口，并额外检查启元保护、海浪持有/免疫、最后顺位等特殊排除。</w:t>
             </w:r>
           </w:p>
         </w:tc>
       </w:tr>
       <w:tr>
+        <w:trPr>
+          <w:cantSplit/>
+        </w:trPr>
         <w:tc>
           <w:tcPr>
             <w:tcW w:type="dxa" w:w="1700"/>
@@ -19405,6 +19941,9 @@
         </w:tc>
       </w:tr>
       <w:tr>
+        <w:trPr>
+          <w:cantSplit/>
+        </w:trPr>
         <w:tc>
           <w:tcPr>
             <w:tcW w:type="dxa" w:w="1700"/>
@@ -19441,20 +19980,16 @@
             <w:vAlign w:val="center"/>
           </w:tcPr>
           <w:p>
-            <w:pPr>
-              <w:spacing w:after="0" w:line="276" w:lineRule="auto"/>
-            </w:pPr>
-            <w:r>
-              <w:rPr>
-                <w:rFonts w:ascii="Calibri" w:hAnsi="Calibri" w:eastAsia="Calibri"/>
-                <w:sz w:val="19"/>
-              </w:rPr>
-              <w:t>海浪、神兵、背水、困在一起等效果必须观察事件日志和当前轮状态，不建议口头跳步。</w:t>
+            <w:r>
+              <w:t>海浪、神兵、背水、大炮、雪定+调货、困在一起等效果必须观察事件日志和当前轮状态，不建议口头跳步。</w:t>
             </w:r>
           </w:p>
         </w:tc>
       </w:tr>
       <w:tr>
+        <w:trPr>
+          <w:cantSplit/>
+        </w:trPr>
         <w:tc>
           <w:tcPr>
             <w:tcW w:type="dxa" w:w="1700"/>
@@ -19551,34 +20086,16 @@
             <w:shd w:fill="FFF4D7"/>
           </w:tcPr>
           <w:p>
-            <w:pPr>
-              <w:spacing w:after="80"/>
-            </w:pPr>
-            <w:r>
-              <w:rPr>
-                <w:rFonts w:ascii="Calibri" w:hAnsi="Calibri" w:eastAsia="Calibri"/>
-                <w:b/>
-                <w:color w:val="203748"/>
-                <w:sz w:val="21"/>
-              </w:rPr>
+            <w:r>
               <w:t>需要注意</w:t>
-            </w:r>
-          </w:p>
-          <w:p>
-            <w:pPr>
-              <w:spacing w:after="0" w:line="288" w:lineRule="auto"/>
-            </w:pPr>
-            <w:r>
-              <w:rPr>
-                <w:rFonts w:ascii="Calibri" w:hAnsi="Calibri" w:eastAsia="Calibri"/>
-                <w:sz w:val="20"/>
-              </w:rPr>
-              <w:t>14 号实施规范中的基础新海克斯池较窄；当前源码已经扩展到更多金币、顺位、响应和阵容类海克斯。本文档记录的是“当前项目实际代码口径”，因此包含扩展池，并单独标明舞会女王当前禁用。</w:t>
+              <w:br/>
+              <w:t>14 号实施规范中的基础新海克斯池较窄；当前源码已经扩展到更多金币、顺位、响应和阵容类海克斯。本文档记录的是“当前项目实际代码口径”：舞会女王仍是配置存在但不进入阵营锁定金币模式执行白名单；启元、大炮、海浪、背水、雪定、神兵等复杂组合以本指南的冲突规则为准。</w:t>
             </w:r>
           </w:p>
         </w:tc>
         <w:trPr>
           <w:tblHeader/>
+          <w:cantSplit/>
         </w:trPr>
       </w:tr>
     </w:tbl>
